--- a/docs/人工标定与算法对比说明.docx
+++ b/docs/人工标定与算法对比说明.docx
@@ -22,9 +22,10 @@
       <w:r>
         <w:rPr>
           <w:rFonts w:ascii="Times New Roman" w:hAnsi="Times New Roman" w:eastAsia="宋体"/>
+          <w:b w:val="0"/>
           <w:sz w:val="21"/>
         </w:rPr>
-        <w:t>适用版本：ALIGN 0.4.0（2026-10-24）</w:t>
+        <w:t>适用版本：ALIGN 0.4.1（2026-10-25，修订 0.4.0 的标注退出丢线问题）</w:t>
       </w:r>
     </w:p>
     <w:p>
@@ -34,6 +35,7 @@
       <w:r>
         <w:rPr>
           <w:rFonts w:ascii="Times New Roman" w:hAnsi="Times New Roman" w:eastAsia="宋体"/>
+          <w:b w:val="0"/>
           <w:sz w:val="21"/>
         </w:rPr>
         <w:t>对应决策：DECISION-060</w:t>
@@ -46,6 +48,7 @@
       <w:r>
         <w:rPr>
           <w:rFonts w:ascii="Times New Roman" w:hAnsi="Times New Roman" w:eastAsia="宋体"/>
+          <w:b w:val="0"/>
           <w:sz w:val="21"/>
         </w:rPr>
         <w:t>文档目的：说明入口在哪、怎么操作、结果怎么读，以及在论文里如何用人工标记验证算法。</w:t>
@@ -124,6 +127,7 @@
       <w:r>
         <w:rPr>
           <w:rFonts w:ascii="Times New Roman" w:hAnsi="Times New Roman" w:eastAsia="宋体"/>
+          <w:b w:val="0"/>
           <w:sz w:val="21"/>
         </w:rPr>
         <w:t>打开影像，依次完成作物识别、掩膜优化、生成作业线，并在任务清单里勾选要采用的作业线。</w:t>
@@ -137,6 +141,7 @@
       <w:r>
         <w:rPr>
           <w:rFonts w:ascii="Times New Roman" w:hAnsi="Times New Roman" w:eastAsia="宋体"/>
+          <w:b w:val="0"/>
           <w:sz w:val="21"/>
         </w:rPr>
         <w:t>菜单：</w:t>
@@ -152,6 +157,7 @@
       <w:r>
         <w:rPr>
           <w:rFonts w:ascii="Times New Roman" w:hAnsi="Times New Roman" w:eastAsia="宋体"/>
+          <w:b w:val="0"/>
           <w:sz w:val="21"/>
         </w:rPr>
         <w:t>。</w:t>
@@ -165,6 +171,7 @@
       <w:r>
         <w:rPr>
           <w:rFonts w:ascii="Times New Roman" w:hAnsi="Times New Roman" w:eastAsia="宋体"/>
+          <w:b w:val="0"/>
           <w:sz w:val="21"/>
         </w:rPr>
         <w:t>在图上点住偏掉的那条作业线，横向拖到行带中间。</w:t>
@@ -178,6 +185,7 @@
       <w:r>
         <w:rPr>
           <w:rFonts w:ascii="Times New Roman" w:hAnsi="Times New Roman" w:eastAsia="宋体"/>
+          <w:b w:val="0"/>
           <w:sz w:val="21"/>
         </w:rPr>
         <w:t>直接拖：整条线平移。</w:t>
@@ -191,6 +199,7 @@
       <w:r>
         <w:rPr>
           <w:rFonts w:ascii="Times New Roman" w:hAnsi="Times New Roman" w:eastAsia="宋体"/>
+          <w:b w:val="0"/>
           <w:sz w:val="21"/>
         </w:rPr>
         <w:t>按住 Shift 拖：只纠正拖动位置附近的一段弯曲。</w:t>
@@ -204,6 +213,7 @@
       <w:r>
         <w:rPr>
           <w:rFonts w:ascii="Times New Roman" w:hAnsi="Times New Roman" w:eastAsia="宋体"/>
+          <w:b w:val="0"/>
           <w:sz w:val="21"/>
         </w:rPr>
         <w:t>松手即保存，不需要点“保存项目”。画布上这条线立刻变成青色，表示“这是人线”。</w:t>
@@ -217,6 +227,7 @@
       <w:r>
         <w:rPr>
           <w:rFonts w:ascii="Times New Roman" w:hAnsi="Times New Roman" w:eastAsia="宋体"/>
+          <w:b w:val="0"/>
           <w:sz w:val="21"/>
         </w:rPr>
         <w:t xml:space="preserve">点“路径规划”重新规划，再导出。导出的 </w:t>
@@ -224,6 +235,7 @@
       <w:r>
         <w:rPr>
           <w:rFonts w:ascii="Times New Roman" w:hAnsi="Times New Roman" w:eastAsia="宋体"/>
+          <w:b w:val="0"/>
           <w:sz w:val="21"/>
         </w:rPr>
         <w:t>$PATH</w:t>
@@ -231,6 +243,7 @@
       <w:r>
         <w:rPr>
           <w:rFonts w:ascii="Times New Roman" w:hAnsi="Times New Roman" w:eastAsia="宋体"/>
+          <w:b w:val="0"/>
           <w:sz w:val="21"/>
         </w:rPr>
         <w:t xml:space="preserve"> 与画布上的青色线是同一条。</w:t>
@@ -244,6 +257,7 @@
       <w:r>
         <w:rPr>
           <w:rFonts w:ascii="Times New Roman" w:hAnsi="Times New Roman" w:eastAsia="宋体"/>
+          <w:b w:val="0"/>
           <w:sz w:val="21"/>
         </w:rPr>
         <w:t xml:space="preserve">拖错了：右键撤销上一步；要整条恢复算法线：选中该线后点 </w:t>
@@ -259,6 +273,7 @@
       <w:r>
         <w:rPr>
           <w:rFonts w:ascii="Times New Roman" w:hAnsi="Times New Roman" w:eastAsia="宋体"/>
+          <w:b w:val="0"/>
           <w:sz w:val="21"/>
         </w:rPr>
         <w:t>。</w:t>
@@ -294,7 +309,6 @@
             <w:tcW w:type="dxa" w:w="2986"/>
           </w:tcPr>
           <w:p>
-            <w:r/>
             <w:r>
               <w:rPr>
                 <w:rFonts w:ascii="Times New Roman" w:hAnsi="Times New Roman" w:eastAsia="宋体"/>
@@ -310,7 +324,6 @@
             <w:tcW w:type="dxa" w:w="2986"/>
           </w:tcPr>
           <w:p>
-            <w:r/>
             <w:r>
               <w:rPr>
                 <w:rFonts w:ascii="Times New Roman" w:hAnsi="Times New Roman" w:eastAsia="宋体"/>
@@ -326,7 +339,6 @@
             <w:tcW w:type="dxa" w:w="2986"/>
           </w:tcPr>
           <w:p>
-            <w:r/>
             <w:r>
               <w:rPr>
                 <w:rFonts w:ascii="Times New Roman" w:hAnsi="Times New Roman" w:eastAsia="宋体"/>
@@ -344,10 +356,10 @@
             <w:tcW w:type="dxa" w:w="2986"/>
           </w:tcPr>
           <w:p>
-            <w:r/>
             <w:r>
               <w:rPr>
                 <w:rFonts w:ascii="Times New Roman" w:hAnsi="Times New Roman" w:eastAsia="宋体"/>
+                <w:b w:val="0"/>
                 <w:sz w:val="19"/>
               </w:rPr>
               <w:t>开始 / 结束标定</w:t>
@@ -359,10 +371,10 @@
             <w:tcW w:type="dxa" w:w="2986"/>
           </w:tcPr>
           <w:p>
-            <w:r/>
             <w:r>
               <w:rPr>
                 <w:rFonts w:ascii="Times New Roman" w:hAnsi="Times New Roman" w:eastAsia="宋体"/>
+                <w:b w:val="0"/>
                 <w:sz w:val="19"/>
               </w:rPr>
               <w:t>工具 / 作业线标定（人工纠偏）/ 开始 结束标定</w:t>
@@ -374,10 +386,10 @@
             <w:tcW w:type="dxa" w:w="2986"/>
           </w:tcPr>
           <w:p>
-            <w:r/>
             <w:r>
               <w:rPr>
                 <w:rFonts w:ascii="Times New Roman" w:hAnsi="Times New Roman" w:eastAsia="宋体"/>
+                <w:b w:val="0"/>
                 <w:sz w:val="19"/>
               </w:rPr>
               <w:t>进入后鼠标变成十字，可点选作业线</w:t>
@@ -391,10 +403,10 @@
             <w:tcW w:type="dxa" w:w="2986"/>
           </w:tcPr>
           <w:p>
-            <w:r/>
             <w:r>
               <w:rPr>
                 <w:rFonts w:ascii="Times New Roman" w:hAnsi="Times New Roman" w:eastAsia="宋体"/>
+                <w:b w:val="0"/>
                 <w:sz w:val="19"/>
               </w:rPr>
               <w:t>清除当前线标定</w:t>
@@ -406,10 +418,10 @@
             <w:tcW w:type="dxa" w:w="2986"/>
           </w:tcPr>
           <w:p>
-            <w:r/>
             <w:r>
               <w:rPr>
                 <w:rFonts w:ascii="Times New Roman" w:hAnsi="Times New Roman" w:eastAsia="宋体"/>
+                <w:b w:val="0"/>
                 <w:sz w:val="19"/>
               </w:rPr>
               <w:t>同一子菜单</w:t>
@@ -421,10 +433,10 @@
             <w:tcW w:type="dxa" w:w="2986"/>
           </w:tcPr>
           <w:p>
-            <w:r/>
             <w:r>
               <w:rPr>
                 <w:rFonts w:ascii="Times New Roman" w:hAnsi="Times New Roman" w:eastAsia="宋体"/>
+                <w:b w:val="0"/>
                 <w:sz w:val="19"/>
               </w:rPr>
               <w:t>先点选该线，再点清除；恢复算法中心线</w:t>
@@ -438,10 +450,10 @@
             <w:tcW w:type="dxa" w:w="2986"/>
           </w:tcPr>
           <w:p>
-            <w:r/>
             <w:r>
               <w:rPr>
                 <w:rFonts w:ascii="Times New Roman" w:hAnsi="Times New Roman" w:eastAsia="宋体"/>
+                <w:b w:val="0"/>
                 <w:sz w:val="19"/>
               </w:rPr>
               <w:t>导入参考线为标定线</w:t>
@@ -453,10 +465,10 @@
             <w:tcW w:type="dxa" w:w="2986"/>
           </w:tcPr>
           <w:p>
-            <w:r/>
             <w:r>
               <w:rPr>
                 <w:rFonts w:ascii="Times New Roman" w:hAnsi="Times New Roman" w:eastAsia="宋体"/>
+                <w:b w:val="0"/>
                 <w:sz w:val="19"/>
               </w:rPr>
               <w:t>同一子菜单</w:t>
@@ -468,10 +480,10 @@
             <w:tcW w:type="dxa" w:w="2986"/>
           </w:tcPr>
           <w:p>
-            <w:r/>
             <w:r>
               <w:rPr>
                 <w:rFonts w:ascii="Times New Roman" w:hAnsi="Times New Roman" w:eastAsia="宋体"/>
+                <w:b w:val="0"/>
                 <w:sz w:val="19"/>
               </w:rPr>
               <w:t>把“参考线标注”的桩点转成本次规划采用的人线</w:t>
@@ -485,10 +497,10 @@
             <w:tcW w:type="dxa" w:w="2986"/>
           </w:tcPr>
           <w:p>
-            <w:r/>
             <w:r>
               <w:rPr>
                 <w:rFonts w:ascii="Times New Roman" w:hAnsi="Times New Roman" w:eastAsia="宋体"/>
+                <w:b w:val="0"/>
                 <w:sz w:val="19"/>
               </w:rPr>
               <w:t>导出标定案例</w:t>
@@ -500,10 +512,10 @@
             <w:tcW w:type="dxa" w:w="2986"/>
           </w:tcPr>
           <w:p>
-            <w:r/>
             <w:r>
               <w:rPr>
                 <w:rFonts w:ascii="Times New Roman" w:hAnsi="Times New Roman" w:eastAsia="宋体"/>
+                <w:b w:val="0"/>
                 <w:sz w:val="19"/>
               </w:rPr>
               <w:t>同一子菜单</w:t>
@@ -515,10 +527,10 @@
             <w:tcW w:type="dxa" w:w="2986"/>
           </w:tcPr>
           <w:p>
-            <w:r/>
             <w:r>
               <w:rPr>
                 <w:rFonts w:ascii="Times New Roman" w:hAnsi="Times New Roman" w:eastAsia="宋体"/>
+                <w:b w:val="0"/>
                 <w:sz w:val="19"/>
               </w:rPr>
               <w:t>生成离线评价用的案例包 JSON</w:t>
@@ -532,10 +544,10 @@
             <w:tcW w:type="dxa" w:w="2986"/>
           </w:tcPr>
           <w:p>
-            <w:r/>
             <w:r>
               <w:rPr>
                 <w:rFonts w:ascii="Times New Roman" w:hAnsi="Times New Roman" w:eastAsia="宋体"/>
+                <w:b w:val="0"/>
                 <w:sz w:val="19"/>
               </w:rPr>
               <w:t>参考线标注（论文真值）</w:t>
@@ -547,10 +559,10 @@
             <w:tcW w:type="dxa" w:w="2986"/>
           </w:tcPr>
           <w:p>
-            <w:r/>
             <w:r>
               <w:rPr>
                 <w:rFonts w:ascii="Times New Roman" w:hAnsi="Times New Roman" w:eastAsia="宋体"/>
+                <w:b w:val="0"/>
                 <w:sz w:val="19"/>
               </w:rPr>
               <w:t>工具 / 参考线标注（研究工具）/ 第 1 遍、第 2 遍</w:t>
@@ -562,10 +574,10 @@
             <w:tcW w:type="dxa" w:w="2986"/>
           </w:tcPr>
           <w:p>
-            <w:r/>
             <w:r>
               <w:rPr>
                 <w:rFonts w:ascii="Times New Roman" w:hAnsi="Times New Roman" w:eastAsia="宋体"/>
+                <w:b w:val="0"/>
                 <w:sz w:val="19"/>
               </w:rPr>
               <w:t>用于双遍人工标注与噪声底计算</w:t>
@@ -579,10 +591,57 @@
             <w:tcW w:type="dxa" w:w="2986"/>
           </w:tcPr>
           <w:p>
-            <w:r/>
             <w:r>
               <w:rPr>
                 <w:rFonts w:ascii="Times New Roman" w:hAnsi="Times New Roman" w:eastAsia="宋体"/>
+                <w:b w:val="0"/>
+                <w:sz w:val="19"/>
+              </w:rPr>
+              <w:t>完成当前参考线（保存）</w:t>
+            </w:r>
+          </w:p>
+        </w:tc>
+        <w:tc>
+          <w:tcPr>
+            <w:tcW w:type="dxa" w:w="2986"/>
+          </w:tcPr>
+          <w:p>
+            <w:r>
+              <w:rPr>
+                <w:rFonts w:ascii="Times New Roman" w:hAnsi="Times New Roman" w:eastAsia="宋体"/>
+                <w:b w:val="0"/>
+                <w:sz w:val="19"/>
+              </w:rPr>
+              <w:t>同一子菜单</w:t>
+            </w:r>
+          </w:p>
+        </w:tc>
+        <w:tc>
+          <w:tcPr>
+            <w:tcW w:type="dxa" w:w="2986"/>
+          </w:tcPr>
+          <w:p>
+            <w:r>
+              <w:rPr>
+                <w:rFonts w:ascii="Times New Roman" w:hAnsi="Times New Roman" w:eastAsia="宋体"/>
+                <w:b w:val="0"/>
+                <w:sz w:val="19"/>
+              </w:rPr>
+              <w:t>不想双击时，用菜单收线并保存</w:t>
+            </w:r>
+          </w:p>
+        </w:tc>
+      </w:tr>
+      <w:tr>
+        <w:tc>
+          <w:tcPr>
+            <w:tcW w:type="dxa" w:w="2986"/>
+          </w:tcPr>
+          <w:p>
+            <w:r>
+              <w:rPr>
+                <w:rFonts w:ascii="Times New Roman" w:hAnsi="Times New Roman" w:eastAsia="宋体"/>
+                <w:b w:val="0"/>
                 <w:sz w:val="19"/>
               </w:rPr>
               <w:t>操作记录导出</w:t>
@@ -594,10 +653,10 @@
             <w:tcW w:type="dxa" w:w="2986"/>
           </w:tcPr>
           <w:p>
-            <w:r/>
             <w:r>
               <w:rPr>
                 <w:rFonts w:ascii="Times New Roman" w:hAnsi="Times New Roman" w:eastAsia="宋体"/>
+                <w:b w:val="0"/>
                 <w:sz w:val="19"/>
               </w:rPr>
               <w:t>设置 / 操作记录</w:t>
@@ -609,13 +668,13 @@
             <w:tcW w:type="dxa" w:w="2986"/>
           </w:tcPr>
           <w:p>
-            <w:r/>
             <w:r>
               <w:rPr>
                 <w:rFonts w:ascii="Times New Roman" w:hAnsi="Times New Roman" w:eastAsia="宋体"/>
+                <w:b w:val="0"/>
                 <w:sz w:val="19"/>
               </w:rPr>
-              <w:t>导出本次会话的全部操作日志</w:t>
+              <w:t>打开可读的操作记录窗口，可导出副本</w:t>
             </w:r>
           </w:p>
         </w:tc>
@@ -623,16 +682,12 @@
     </w:tbl>
     <w:p>
       <w:pPr>
-        <w:spacing w:after="40"/>
-      </w:pPr>
-    </w:p>
-    <w:p>
-      <w:pPr>
         <w:spacing w:after="120" w:line="300" w:lineRule="auto"/>
       </w:pPr>
       <w:r>
         <w:rPr>
           <w:rFonts w:ascii="Times New Roman" w:hAnsi="Times New Roman" w:eastAsia="宋体"/>
+          <w:b w:val="0"/>
           <w:sz w:val="21"/>
         </w:rPr>
         <w:t>菜单截图（深色主题）：</w:t>
@@ -772,7 +827,6 @@
             <w:tcW w:type="dxa" w:w="2986"/>
           </w:tcPr>
           <w:p>
-            <w:r/>
             <w:r>
               <w:rPr>
                 <w:rFonts w:ascii="Times New Roman" w:hAnsi="Times New Roman" w:eastAsia="宋体"/>
@@ -787,7 +841,6 @@
             <w:tcW w:type="dxa" w:w="2986"/>
           </w:tcPr>
           <w:p>
-            <w:r/>
             <w:r>
               <w:rPr>
                 <w:rFonts w:ascii="Times New Roman" w:hAnsi="Times New Roman" w:eastAsia="宋体"/>
@@ -803,7 +856,6 @@
             <w:tcW w:type="dxa" w:w="2986"/>
           </w:tcPr>
           <w:p>
-            <w:r/>
             <w:r>
               <w:rPr>
                 <w:rFonts w:ascii="Times New Roman" w:hAnsi="Times New Roman" w:eastAsia="宋体"/>
@@ -821,10 +873,10 @@
             <w:tcW w:type="dxa" w:w="2986"/>
           </w:tcPr>
           <w:p>
-            <w:r/>
             <w:r>
               <w:rPr>
                 <w:rFonts w:ascii="Times New Roman" w:hAnsi="Times New Roman" w:eastAsia="宋体"/>
+                <w:b w:val="0"/>
                 <w:sz w:val="19"/>
               </w:rPr>
               <w:t>输入方式</w:t>
@@ -836,10 +888,10 @@
             <w:tcW w:type="dxa" w:w="2986"/>
           </w:tcPr>
           <w:p>
-            <w:r/>
             <w:r>
               <w:rPr>
                 <w:rFonts w:ascii="Times New Roman" w:hAnsi="Times New Roman" w:eastAsia="宋体"/>
+                <w:b w:val="0"/>
                 <w:sz w:val="19"/>
               </w:rPr>
               <w:t>在算法线上拖动</w:t>
@@ -851,10 +903,10 @@
             <w:tcW w:type="dxa" w:w="2986"/>
           </w:tcPr>
           <w:p>
-            <w:r/>
             <w:r>
               <w:rPr>
                 <w:rFonts w:ascii="Times New Roman" w:hAnsi="Times New Roman" w:eastAsia="宋体"/>
+                <w:b w:val="0"/>
                 <w:sz w:val="19"/>
               </w:rPr>
               <w:t>沿行带逐点打桩，每 5 m 一点，每带 10 到 16 点</w:t>
@@ -868,10 +920,10 @@
             <w:tcW w:type="dxa" w:w="2986"/>
           </w:tcPr>
           <w:p>
-            <w:r/>
             <w:r>
               <w:rPr>
                 <w:rFonts w:ascii="Times New Roman" w:hAnsi="Times New Roman" w:eastAsia="宋体"/>
+                <w:b w:val="0"/>
                 <w:sz w:val="19"/>
               </w:rPr>
               <w:t>坐标基准</w:t>
@@ -883,10 +935,10 @@
             <w:tcW w:type="dxa" w:w="2986"/>
           </w:tcPr>
           <w:p>
-            <w:r/>
             <w:r>
               <w:rPr>
                 <w:rFonts w:ascii="Times New Roman" w:hAnsi="Times New Roman" w:eastAsia="宋体"/>
+                <w:b w:val="0"/>
                 <w:sz w:val="19"/>
               </w:rPr>
               <w:t>相对算法线</w:t>
@@ -898,10 +950,10 @@
             <w:tcW w:type="dxa" w:w="2986"/>
           </w:tcPr>
           <w:p>
-            <w:r/>
             <w:r>
               <w:rPr>
                 <w:rFonts w:ascii="Times New Roman" w:hAnsi="Times New Roman" w:eastAsia="宋体"/>
+                <w:b w:val="0"/>
                 <w:sz w:val="19"/>
               </w:rPr>
               <w:t>独立于算法线</w:t>
@@ -915,10 +967,10 @@
             <w:tcW w:type="dxa" w:w="2986"/>
           </w:tcPr>
           <w:p>
-            <w:r/>
             <w:r>
               <w:rPr>
                 <w:rFonts w:ascii="Times New Roman" w:hAnsi="Times New Roman" w:eastAsia="宋体"/>
+                <w:b w:val="0"/>
                 <w:sz w:val="19"/>
               </w:rPr>
               <w:t>适合做什么</w:t>
@@ -930,10 +982,10 @@
             <w:tcW w:type="dxa" w:w="2986"/>
           </w:tcPr>
           <w:p>
-            <w:r/>
             <w:r>
               <w:rPr>
                 <w:rFonts w:ascii="Times New Roman" w:hAnsi="Times New Roman" w:eastAsia="宋体"/>
+                <w:b w:val="0"/>
                 <w:sz w:val="19"/>
               </w:rPr>
               <w:t>本次作业采用、产品纠偏</w:t>
@@ -945,10 +997,10 @@
             <w:tcW w:type="dxa" w:w="2986"/>
           </w:tcPr>
           <w:p>
-            <w:r/>
             <w:r>
               <w:rPr>
                 <w:rFonts w:ascii="Times New Roman" w:hAnsi="Times New Roman" w:eastAsia="宋体"/>
+                <w:b w:val="0"/>
                 <w:sz w:val="19"/>
               </w:rPr>
               <w:t>论文精度评价、双遍重复性</w:t>
@@ -962,10 +1014,10 @@
             <w:tcW w:type="dxa" w:w="2986"/>
           </w:tcPr>
           <w:p>
-            <w:r/>
             <w:r>
               <w:rPr>
                 <w:rFonts w:ascii="Times New Roman" w:hAnsi="Times New Roman" w:eastAsia="宋体"/>
+                <w:b w:val="0"/>
                 <w:sz w:val="19"/>
               </w:rPr>
               <w:t>是否有锚定偏差</w:t>
@@ -977,10 +1029,10 @@
             <w:tcW w:type="dxa" w:w="2986"/>
           </w:tcPr>
           <w:p>
-            <w:r/>
             <w:r>
               <w:rPr>
                 <w:rFonts w:ascii="Times New Roman" w:hAnsi="Times New Roman" w:eastAsia="宋体"/>
+                <w:b w:val="0"/>
                 <w:sz w:val="19"/>
               </w:rPr>
               <w:t>有：人会不自觉以算法线为起点</w:t>
@@ -992,10 +1044,10 @@
             <w:tcW w:type="dxa" w:w="2986"/>
           </w:tcPr>
           <w:p>
-            <w:r/>
             <w:r>
               <w:rPr>
                 <w:rFonts w:ascii="Times New Roman" w:hAnsi="Times New Roman" w:eastAsia="宋体"/>
+                <w:b w:val="0"/>
                 <w:sz w:val="19"/>
               </w:rPr>
               <w:t>基本没有：桩点独立于算法线</w:t>
@@ -1009,10 +1061,10 @@
             <w:tcW w:type="dxa" w:w="2986"/>
           </w:tcPr>
           <w:p>
-            <w:r/>
             <w:r>
               <w:rPr>
                 <w:rFonts w:ascii="Times New Roman" w:hAnsi="Times New Roman" w:eastAsia="宋体"/>
+                <w:b w:val="0"/>
                 <w:sz w:val="19"/>
               </w:rPr>
               <w:t>保存位置</w:t>
@@ -1024,10 +1076,10 @@
             <w:tcW w:type="dxa" w:w="2986"/>
           </w:tcPr>
           <w:p>
-            <w:r/>
             <w:r>
               <w:rPr>
                 <w:rFonts w:ascii="Times New Roman" w:hAnsi="Times New Roman" w:eastAsia="宋体"/>
+                <w:b w:val="0"/>
                 <w:sz w:val="19"/>
               </w:rPr>
               <w:t>&lt;缓存&gt;/operator_paths.json</w:t>
@@ -1039,10 +1091,10 @@
             <w:tcW w:type="dxa" w:w="2986"/>
           </w:tcPr>
           <w:p>
-            <w:r/>
             <w:r>
               <w:rPr>
                 <w:rFonts w:ascii="Times New Roman" w:hAnsi="Times New Roman" w:eastAsia="宋体"/>
+                <w:b w:val="0"/>
                 <w:sz w:val="19"/>
               </w:rPr>
               <w:t>&lt;缓存&gt;/reference_lines.json</w:t>
@@ -1056,10 +1108,10 @@
             <w:tcW w:type="dxa" w:w="2986"/>
           </w:tcPr>
           <w:p>
-            <w:r/>
             <w:r>
               <w:rPr>
                 <w:rFonts w:ascii="Times New Roman" w:hAnsi="Times New Roman" w:eastAsia="宋体"/>
+                <w:b w:val="0"/>
                 <w:sz w:val="19"/>
               </w:rPr>
               <w:t>是否影响规划</w:t>
@@ -1071,10 +1123,10 @@
             <w:tcW w:type="dxa" w:w="2986"/>
           </w:tcPr>
           <w:p>
-            <w:r/>
             <w:r>
               <w:rPr>
                 <w:rFonts w:ascii="Times New Roman" w:hAnsi="Times New Roman" w:eastAsia="宋体"/>
+                <w:b w:val="0"/>
                 <w:sz w:val="19"/>
               </w:rPr>
               <w:t>会，人线优先</w:t>
@@ -1086,10 +1138,10 @@
             <w:tcW w:type="dxa" w:w="2986"/>
           </w:tcPr>
           <w:p>
-            <w:r/>
             <w:r>
               <w:rPr>
                 <w:rFonts w:ascii="Times New Roman" w:hAnsi="Times New Roman" w:eastAsia="宋体"/>
+                <w:b w:val="0"/>
                 <w:sz w:val="19"/>
               </w:rPr>
               <w:t>不会，仅作研究证据</w:t>
@@ -1098,11 +1150,6 @@
         </w:tc>
       </w:tr>
     </w:tbl>
-    <w:p>
-      <w:pPr>
-        <w:spacing w:after="40"/>
-      </w:pPr>
-    </w:p>
     <w:p>
       <w:pPr>
         <w:spacing w:after="120" w:line="300" w:lineRule="auto"/>
@@ -1118,6 +1165,7 @@
       <w:r>
         <w:rPr>
           <w:rFonts w:ascii="Times New Roman" w:hAnsi="Times New Roman" w:eastAsia="宋体"/>
+          <w:b w:val="0"/>
           <w:sz w:val="21"/>
         </w:rPr>
         <w:t xml:space="preserve"> 拖动标定适合产品使用和可用性统计（多少条带需要人工干预、改多少），不适合直接当“算法误差”的真值，因为拖动带有明显的锚定效应。</w:t>
@@ -1157,6 +1205,7 @@
       <w:r>
         <w:rPr>
           <w:rFonts w:ascii="Times New Roman" w:hAnsi="Times New Roman" w:eastAsia="宋体"/>
+          <w:b w:val="0"/>
           <w:sz w:val="21"/>
         </w:rPr>
         <w:t>已导入影像；</w:t>
@@ -1170,6 +1219,7 @@
       <w:r>
         <w:rPr>
           <w:rFonts w:ascii="Times New Roman" w:hAnsi="Times New Roman" w:eastAsia="宋体"/>
+          <w:b w:val="0"/>
           <w:sz w:val="21"/>
         </w:rPr>
         <w:t>已生成作业线，且任务清单里有勾选项；</w:t>
@@ -1183,6 +1233,7 @@
       <w:r>
         <w:rPr>
           <w:rFonts w:ascii="Times New Roman" w:hAnsi="Times New Roman" w:eastAsia="宋体"/>
+          <w:b w:val="0"/>
           <w:sz w:val="21"/>
         </w:rPr>
         <w:t>当前不在路线编辑、测量、田块圈选等模式里。</w:t>
@@ -1195,6 +1246,7 @@
       <w:r>
         <w:rPr>
           <w:rFonts w:ascii="Times New Roman" w:hAnsi="Times New Roman" w:eastAsia="宋体"/>
+          <w:b w:val="0"/>
           <w:sz w:val="21"/>
         </w:rPr>
         <w:t>不满足时会在日志面板给出具体原因，不会静默失败。</w:t>
@@ -1230,7 +1282,6 @@
             <w:tcW w:type="dxa" w:w="2986"/>
           </w:tcPr>
           <w:p>
-            <w:r/>
             <w:r>
               <w:rPr>
                 <w:rFonts w:ascii="Times New Roman" w:hAnsi="Times New Roman" w:eastAsia="宋体"/>
@@ -1246,7 +1297,6 @@
             <w:tcW w:type="dxa" w:w="2986"/>
           </w:tcPr>
           <w:p>
-            <w:r/>
             <w:r>
               <w:rPr>
                 <w:rFonts w:ascii="Times New Roman" w:hAnsi="Times New Roman" w:eastAsia="宋体"/>
@@ -1262,7 +1312,6 @@
             <w:tcW w:type="dxa" w:w="2986"/>
           </w:tcPr>
           <w:p>
-            <w:r/>
             <w:r>
               <w:rPr>
                 <w:rFonts w:ascii="Times New Roman" w:hAnsi="Times New Roman" w:eastAsia="宋体"/>
@@ -1280,10 +1329,10 @@
             <w:tcW w:type="dxa" w:w="2986"/>
           </w:tcPr>
           <w:p>
-            <w:r/>
             <w:r>
               <w:rPr>
                 <w:rFonts w:ascii="Times New Roman" w:hAnsi="Times New Roman" w:eastAsia="宋体"/>
+                <w:b w:val="0"/>
                 <w:sz w:val="19"/>
               </w:rPr>
               <w:t>左键点住线，横向拖</w:t>
@@ -1295,10 +1344,10 @@
             <w:tcW w:type="dxa" w:w="2986"/>
           </w:tcPr>
           <w:p>
-            <w:r/>
             <w:r>
               <w:rPr>
                 <w:rFonts w:ascii="Times New Roman" w:hAnsi="Times New Roman" w:eastAsia="宋体"/>
+                <w:b w:val="0"/>
                 <w:sz w:val="19"/>
               </w:rPr>
               <w:t>整条线平移</w:t>
@@ -1310,10 +1359,10 @@
             <w:tcW w:type="dxa" w:w="2986"/>
           </w:tcPr>
           <w:p>
-            <w:r/>
             <w:r>
               <w:rPr>
                 <w:rFonts w:ascii="Times New Roman" w:hAnsi="Times New Roman" w:eastAsia="宋体"/>
+                <w:b w:val="0"/>
                 <w:sz w:val="19"/>
               </w:rPr>
               <w:t>uniform 记录，弧长为 0，偏移为拖动投影</w:t>
@@ -1327,10 +1376,10 @@
             <w:tcW w:type="dxa" w:w="2986"/>
           </w:tcPr>
           <w:p>
-            <w:r/>
             <w:r>
               <w:rPr>
                 <w:rFonts w:ascii="Times New Roman" w:hAnsi="Times New Roman" w:eastAsia="宋体"/>
+                <w:b w:val="0"/>
                 <w:sz w:val="19"/>
               </w:rPr>
               <w:t>Shift + 左键拖动</w:t>
@@ -1342,10 +1391,10 @@
             <w:tcW w:type="dxa" w:w="2986"/>
           </w:tcPr>
           <w:p>
-            <w:r/>
             <w:r>
               <w:rPr>
                 <w:rFonts w:ascii="Times New Roman" w:hAnsi="Times New Roman" w:eastAsia="宋体"/>
+                <w:b w:val="0"/>
                 <w:sz w:val="19"/>
               </w:rPr>
               <w:t>只改拖动点附近一段，半宽约 8 m</w:t>
@@ -1357,10 +1406,10 @@
             <w:tcW w:type="dxa" w:w="2986"/>
           </w:tcPr>
           <w:p>
-            <w:r/>
             <w:r>
               <w:rPr>
                 <w:rFonts w:ascii="Times New Roman" w:hAnsi="Times New Roman" w:eastAsia="宋体"/>
+                <w:b w:val="0"/>
                 <w:sz w:val="19"/>
               </w:rPr>
               <w:t>local 记录，含中心弧长、偏移、sigma</w:t>
@@ -1374,10 +1423,10 @@
             <w:tcW w:type="dxa" w:w="2986"/>
           </w:tcPr>
           <w:p>
-            <w:r/>
             <w:r>
               <w:rPr>
                 <w:rFonts w:ascii="Times New Roman" w:hAnsi="Times New Roman" w:eastAsia="宋体"/>
+                <w:b w:val="0"/>
                 <w:sz w:val="19"/>
               </w:rPr>
               <w:t>右键</w:t>
@@ -1389,10 +1438,10 @@
             <w:tcW w:type="dxa" w:w="2986"/>
           </w:tcPr>
           <w:p>
-            <w:r/>
             <w:r>
               <w:rPr>
                 <w:rFonts w:ascii="Times New Roman" w:hAnsi="Times New Roman" w:eastAsia="宋体"/>
+                <w:b w:val="0"/>
                 <w:sz w:val="19"/>
               </w:rPr>
               <w:t>撤销该线上一步</w:t>
@@ -1404,10 +1453,10 @@
             <w:tcW w:type="dxa" w:w="2986"/>
           </w:tcPr>
           <w:p>
-            <w:r/>
             <w:r>
               <w:rPr>
                 <w:rFonts w:ascii="Times New Roman" w:hAnsi="Times New Roman" w:eastAsia="宋体"/>
+                <w:b w:val="0"/>
                 <w:sz w:val="19"/>
               </w:rPr>
               <w:t>同时回写磁盘，画布与文件保持一致</w:t>
@@ -1421,10 +1470,10 @@
             <w:tcW w:type="dxa" w:w="2986"/>
           </w:tcPr>
           <w:p>
-            <w:r/>
             <w:r>
               <w:rPr>
                 <w:rFonts w:ascii="Times New Roman" w:hAnsi="Times New Roman" w:eastAsia="宋体"/>
+                <w:b w:val="0"/>
                 <w:sz w:val="19"/>
               </w:rPr>
               <w:t>再次点菜单项</w:t>
@@ -1436,10 +1485,10 @@
             <w:tcW w:type="dxa" w:w="2986"/>
           </w:tcPr>
           <w:p>
-            <w:r/>
             <w:r>
               <w:rPr>
                 <w:rFonts w:ascii="Times New Roman" w:hAnsi="Times New Roman" w:eastAsia="宋体"/>
+                <w:b w:val="0"/>
                 <w:sz w:val="19"/>
               </w:rPr>
               <w:t>退出标定模式</w:t>
@@ -1451,10 +1500,10 @@
             <w:tcW w:type="dxa" w:w="2986"/>
           </w:tcPr>
           <w:p>
-            <w:r/>
             <w:r>
               <w:rPr>
                 <w:rFonts w:ascii="Times New Roman" w:hAnsi="Times New Roman" w:eastAsia="宋体"/>
+                <w:b w:val="0"/>
                 <w:sz w:val="19"/>
               </w:rPr>
               <w:t>已保存的标定不受影响</w:t>
@@ -1465,16 +1514,12 @@
     </w:tbl>
     <w:p>
       <w:pPr>
-        <w:spacing w:after="40"/>
-      </w:pPr>
-    </w:p>
-    <w:p>
-      <w:pPr>
         <w:spacing w:after="120" w:line="300" w:lineRule="auto"/>
       </w:pPr>
       <w:r>
         <w:rPr>
           <w:rFonts w:ascii="Times New Roman" w:hAnsi="Times New Roman" w:eastAsia="宋体"/>
+          <w:b w:val="0"/>
           <w:sz w:val="21"/>
         </w:rPr>
         <w:t>拖动只取垂直于线方向的位移分量，沿线方向的拖动不会让线端移动。端点位置保持不变。</w:t>
@@ -1501,6 +1546,7 @@
       <w:r>
         <w:rPr>
           <w:rFonts w:ascii="Times New Roman" w:hAnsi="Times New Roman" w:eastAsia="宋体"/>
+          <w:b w:val="0"/>
           <w:sz w:val="21"/>
         </w:rPr>
         <w:t>每次松手立即写盘，日志面板显示：本次偏移多少米、属于哪类纠偏（整体平移、弯曲、跳到邻带等）。</w:t>
@@ -1514,6 +1560,7 @@
       <w:r>
         <w:rPr>
           <w:rFonts w:ascii="Times New Roman" w:hAnsi="Times New Roman" w:eastAsia="宋体"/>
+          <w:b w:val="0"/>
           <w:sz w:val="21"/>
         </w:rPr>
         <w:t>标定记录绑定当前掩膜算法版本和影像文件时间，二者任一变化，旧标定自动失效。</w:t>
@@ -1527,6 +1574,7 @@
       <w:r>
         <w:rPr>
           <w:rFonts w:ascii="Times New Roman" w:hAnsi="Times New Roman" w:eastAsia="宋体"/>
+          <w:b w:val="0"/>
           <w:sz w:val="21"/>
         </w:rPr>
         <w:t>失效后规划会明确提示“人工标定线已失效，本次使用算法中心线”，不会偷偷套用旧线。</w:t>
@@ -1553,6 +1601,7 @@
       <w:r>
         <w:rPr>
           <w:rFonts w:ascii="Times New Roman" w:hAnsi="Times New Roman" w:eastAsia="宋体"/>
+          <w:b w:val="0"/>
           <w:sz w:val="21"/>
         </w:rPr>
         <w:t>画布：青色线是人线，绿色线是算法线。</w:t>
@@ -1566,6 +1615,7 @@
       <w:r>
         <w:rPr>
           <w:rFonts w:ascii="Times New Roman" w:hAnsi="Times New Roman" w:eastAsia="宋体"/>
+          <w:b w:val="0"/>
           <w:sz w:val="21"/>
         </w:rPr>
         <w:t>作业线目录：</w:t>
@@ -1573,6 +1623,7 @@
       <w:r>
         <w:rPr>
           <w:rFonts w:ascii="Times New Roman" w:hAnsi="Times New Roman" w:eastAsia="宋体"/>
+          <w:b w:val="0"/>
           <w:sz w:val="21"/>
         </w:rPr>
         <w:t>line_source = operator</w:t>
@@ -1580,6 +1631,7 @@
       <w:r>
         <w:rPr>
           <w:rFonts w:ascii="Times New Roman" w:hAnsi="Times New Roman" w:eastAsia="宋体"/>
+          <w:b w:val="0"/>
           <w:sz w:val="21"/>
         </w:rPr>
         <w:t xml:space="preserve"> 表示该条采用人线。</w:t>
@@ -1593,6 +1645,7 @@
       <w:r>
         <w:rPr>
           <w:rFonts w:ascii="Times New Roman" w:hAnsi="Times New Roman" w:eastAsia="宋体"/>
+          <w:b w:val="0"/>
           <w:sz w:val="21"/>
         </w:rPr>
         <w:t>规划报告：</w:t>
@@ -1600,6 +1653,7 @@
       <w:r>
         <w:rPr>
           <w:rFonts w:ascii="Times New Roman" w:hAnsi="Times New Roman" w:eastAsia="宋体"/>
+          <w:b w:val="0"/>
           <w:sz w:val="21"/>
         </w:rPr>
         <w:t>operator_centerline_application</w:t>
@@ -1607,9 +1661,170 @@
       <w:r>
         <w:rPr>
           <w:rFonts w:ascii="Times New Roman" w:hAnsi="Times New Roman" w:eastAsia="宋体"/>
+          <w:b w:val="0"/>
           <w:sz w:val="21"/>
         </w:rPr>
         <w:t xml:space="preserve"> 记录应用了哪几条、有没有没匹配上的记录。</w:t>
+      </w:r>
+    </w:p>
+    <w:p>
+      <w:pPr>
+        <w:pStyle w:val="Heading3"/>
+      </w:pPr>
+      <w:r>
+        <w:rPr>
+          <w:rFonts w:ascii="Times New Roman" w:hAnsi="Times New Roman" w:eastAsia="黑体"/>
+          <w:b/>
+          <w:sz w:val="25"/>
+        </w:rPr>
+        <w:t>4.5 参考线标注的保存与恢复（0.4.1）</w:t>
+      </w:r>
+    </w:p>
+    <w:p>
+      <w:pPr>
+        <w:spacing w:after="120" w:line="300" w:lineRule="auto"/>
+      </w:pPr>
+      <w:r>
+        <w:rPr>
+          <w:rFonts w:ascii="Times New Roman" w:hAnsi="Times New Roman" w:eastAsia="宋体"/>
+          <w:b w:val="0"/>
+          <w:sz w:val="21"/>
+        </w:rPr>
+        <w:t>0.4.0 有个缺陷：画完桩点直接点菜单退出，线会被清空。现在改为：</w:t>
+      </w:r>
+    </w:p>
+    <w:p>
+      <w:pPr>
+        <w:pStyle w:val="ListBullet"/>
+        <w:spacing w:after="120" w:line="300" w:lineRule="auto"/>
+      </w:pPr>
+      <w:r>
+        <w:rPr>
+          <w:rFonts w:ascii="Times New Roman" w:hAnsi="Times New Roman" w:eastAsia="宋体"/>
+          <w:b w:val="0"/>
+          <w:sz w:val="21"/>
+        </w:rPr>
+        <w:t>每加一个桩点立即写草稿（</w:t>
+      </w:r>
+      <w:r>
+        <w:rPr>
+          <w:rFonts w:ascii="Times New Roman" w:hAnsi="Times New Roman" w:eastAsia="宋体"/>
+          <w:b w:val="0"/>
+          <w:sz w:val="21"/>
+        </w:rPr>
+        <w:t>reference_draft_p1.json</w:t>
+      </w:r>
+      <w:r>
+        <w:rPr>
+          <w:rFonts w:ascii="Times New Roman" w:hAnsi="Times New Roman" w:eastAsia="宋体"/>
+          <w:b w:val="0"/>
+          <w:sz w:val="21"/>
+        </w:rPr>
+        <w:t xml:space="preserve"> 或 </w:t>
+      </w:r>
+      <w:r>
+        <w:rPr>
+          <w:rFonts w:ascii="Times New Roman" w:hAnsi="Times New Roman" w:eastAsia="宋体"/>
+          <w:b w:val="0"/>
+          <w:sz w:val="21"/>
+        </w:rPr>
+        <w:t>p2.json</w:t>
+      </w:r>
+      <w:r>
+        <w:rPr>
+          <w:rFonts w:ascii="Times New Roman" w:hAnsi="Times New Roman" w:eastAsia="宋体"/>
+          <w:b w:val="0"/>
+          <w:sz w:val="21"/>
+        </w:rPr>
+        <w:t>），不依赖最后按什么键；</w:t>
+      </w:r>
+    </w:p>
+    <w:p>
+      <w:pPr>
+        <w:pStyle w:val="ListBullet"/>
+        <w:spacing w:after="120" w:line="300" w:lineRule="auto"/>
+      </w:pPr>
+      <w:r>
+        <w:rPr>
+          <w:rFonts w:ascii="Times New Roman" w:hAnsi="Times New Roman" w:eastAsia="宋体"/>
+          <w:b w:val="0"/>
+          <w:sz w:val="21"/>
+        </w:rPr>
+        <w:t xml:space="preserve">双击最后一个点、或点菜单“完成当前参考线（保存）”，写入正式文件 </w:t>
+      </w:r>
+      <w:r>
+        <w:rPr>
+          <w:rFonts w:ascii="Times New Roman" w:hAnsi="Times New Roman" w:eastAsia="宋体"/>
+          <w:b w:val="0"/>
+          <w:sz w:val="21"/>
+        </w:rPr>
+        <w:t>reference_lines.json</w:t>
+      </w:r>
+      <w:r>
+        <w:rPr>
+          <w:rFonts w:ascii="Times New Roman" w:hAnsi="Times New Roman" w:eastAsia="宋体"/>
+          <w:b w:val="0"/>
+          <w:sz w:val="21"/>
+        </w:rPr>
+        <w:t xml:space="preserve"> 并清掉草稿；</w:t>
+      </w:r>
+    </w:p>
+    <w:p>
+      <w:pPr>
+        <w:pStyle w:val="ListBullet"/>
+        <w:spacing w:after="120" w:line="300" w:lineRule="auto"/>
+      </w:pPr>
+      <w:r>
+        <w:rPr>
+          <w:rFonts w:ascii="Times New Roman" w:hAnsi="Times New Roman" w:eastAsia="宋体"/>
+          <w:b w:val="0"/>
+          <w:sz w:val="21"/>
+        </w:rPr>
+        <w:t>再次点同一遍退出、切到另一遍、进入作业线标定、关闭软件再打开，都不会丢：2 点以上自动保存，只有 1 点会提示“未保存”并记录；</w:t>
+      </w:r>
+    </w:p>
+    <w:p>
+      <w:pPr>
+        <w:pStyle w:val="ListBullet"/>
+        <w:spacing w:after="120" w:line="300" w:lineRule="auto"/>
+      </w:pPr>
+      <w:r>
+        <w:rPr>
+          <w:rFonts w:ascii="Times New Roman" w:hAnsi="Times New Roman" w:eastAsia="宋体"/>
+          <w:b w:val="0"/>
+          <w:sz w:val="21"/>
+        </w:rPr>
+        <w:t>重新进入同一遍时，自动恢复未完成的草稿，接着画；</w:t>
+      </w:r>
+    </w:p>
+    <w:p>
+      <w:pPr>
+        <w:pStyle w:val="ListBullet"/>
+        <w:spacing w:after="120" w:line="300" w:lineRule="auto"/>
+      </w:pPr>
+      <w:r>
+        <w:rPr>
+          <w:rFonts w:ascii="Times New Roman" w:hAnsi="Times New Roman" w:eastAsia="宋体"/>
+          <w:b w:val="0"/>
+          <w:sz w:val="21"/>
+        </w:rPr>
+        <w:t xml:space="preserve">只有右键“取消当前线”才会主动丢弃，并写一条 </w:t>
+      </w:r>
+      <w:r>
+        <w:rPr>
+          <w:rFonts w:ascii="Times New Roman" w:hAnsi="Times New Roman" w:eastAsia="宋体"/>
+          <w:b w:val="0"/>
+          <w:sz w:val="21"/>
+        </w:rPr>
+        <w:t>reference.cancel</w:t>
+      </w:r>
+      <w:r>
+        <w:rPr>
+          <w:rFonts w:ascii="Times New Roman" w:hAnsi="Times New Roman" w:eastAsia="宋体"/>
+          <w:b w:val="0"/>
+          <w:sz w:val="21"/>
+        </w:rPr>
+        <w:t xml:space="preserve"> 记录。</w:t>
       </w:r>
     </w:p>
     <w:p>
@@ -1642,7 +1857,6 @@
             <w:tcW w:type="dxa" w:w="2986"/>
           </w:tcPr>
           <w:p>
-            <w:r/>
             <w:r>
               <w:rPr>
                 <w:rFonts w:ascii="Times New Roman" w:hAnsi="Times New Roman" w:eastAsia="宋体"/>
@@ -1658,7 +1872,6 @@
             <w:tcW w:type="dxa" w:w="2986"/>
           </w:tcPr>
           <w:p>
-            <w:r/>
             <w:r>
               <w:rPr>
                 <w:rFonts w:ascii="Times New Roman" w:hAnsi="Times New Roman" w:eastAsia="宋体"/>
@@ -1674,7 +1887,6 @@
             <w:tcW w:type="dxa" w:w="2986"/>
           </w:tcPr>
           <w:p>
-            <w:r/>
             <w:r>
               <w:rPr>
                 <w:rFonts w:ascii="Times New Roman" w:hAnsi="Times New Roman" w:eastAsia="宋体"/>
@@ -1692,10 +1904,10 @@
             <w:tcW w:type="dxa" w:w="2986"/>
           </w:tcPr>
           <w:p>
-            <w:r/>
             <w:r>
               <w:rPr>
                 <w:rFonts w:ascii="Times New Roman" w:hAnsi="Times New Roman" w:eastAsia="宋体"/>
+                <w:b w:val="0"/>
                 <w:sz w:val="19"/>
               </w:rPr>
               <w:t>operator_paths.json</w:t>
@@ -1707,10 +1919,10 @@
             <w:tcW w:type="dxa" w:w="2986"/>
           </w:tcPr>
           <w:p>
-            <w:r/>
             <w:r>
               <w:rPr>
                 <w:rFonts w:ascii="Times New Roman" w:hAnsi="Times New Roman" w:eastAsia="宋体"/>
+                <w:b w:val="0"/>
                 <w:sz w:val="19"/>
               </w:rPr>
               <w:t>项目缓存目录</w:t>
@@ -1722,10 +1934,10 @@
             <w:tcW w:type="dxa" w:w="2986"/>
           </w:tcPr>
           <w:p>
-            <w:r/>
             <w:r>
               <w:rPr>
                 <w:rFonts w:ascii="Times New Roman" w:hAnsi="Times New Roman" w:eastAsia="宋体"/>
+                <w:b w:val="0"/>
                 <w:sz w:val="19"/>
               </w:rPr>
               <w:t>人线折线、基准线、拖动记录、偏移剖面、版本指纹</w:t>
@@ -1739,10 +1951,10 @@
             <w:tcW w:type="dxa" w:w="2986"/>
           </w:tcPr>
           <w:p>
-            <w:r/>
             <w:r>
               <w:rPr>
                 <w:rFonts w:ascii="Times New Roman" w:hAnsi="Times New Roman" w:eastAsia="宋体"/>
+                <w:b w:val="0"/>
                 <w:sz w:val="19"/>
               </w:rPr>
               <w:t>reference_lines.json</w:t>
@@ -1754,10 +1966,10 @@
             <w:tcW w:type="dxa" w:w="2986"/>
           </w:tcPr>
           <w:p>
-            <w:r/>
             <w:r>
               <w:rPr>
                 <w:rFonts w:ascii="Times New Roman" w:hAnsi="Times New Roman" w:eastAsia="宋体"/>
+                <w:b w:val="0"/>
                 <w:sz w:val="19"/>
               </w:rPr>
               <w:t>项目缓存目录</w:t>
@@ -1769,10 +1981,10 @@
             <w:tcW w:type="dxa" w:w="2986"/>
           </w:tcPr>
           <w:p>
-            <w:r/>
             <w:r>
               <w:rPr>
                 <w:rFonts w:ascii="Times New Roman" w:hAnsi="Times New Roman" w:eastAsia="宋体"/>
+                <w:b w:val="0"/>
                 <w:sz w:val="19"/>
               </w:rPr>
               <w:t>两遍人工桩点与直线拟合</w:t>
@@ -1786,10 +1998,57 @@
             <w:tcW w:type="dxa" w:w="2986"/>
           </w:tcPr>
           <w:p>
-            <w:r/>
             <w:r>
               <w:rPr>
                 <w:rFonts w:ascii="Times New Roman" w:hAnsi="Times New Roman" w:eastAsia="宋体"/>
+                <w:b w:val="0"/>
+                <w:sz w:val="19"/>
+              </w:rPr>
+              <w:t>reference_draft_p1.json / p2.json</w:t>
+            </w:r>
+          </w:p>
+        </w:tc>
+        <w:tc>
+          <w:tcPr>
+            <w:tcW w:type="dxa" w:w="2986"/>
+          </w:tcPr>
+          <w:p>
+            <w:r>
+              <w:rPr>
+                <w:rFonts w:ascii="Times New Roman" w:hAnsi="Times New Roman" w:eastAsia="宋体"/>
+                <w:b w:val="0"/>
+                <w:sz w:val="19"/>
+              </w:rPr>
+              <w:t>项目缓存目录</w:t>
+            </w:r>
+          </w:p>
+        </w:tc>
+        <w:tc>
+          <w:tcPr>
+            <w:tcW w:type="dxa" w:w="2986"/>
+          </w:tcPr>
+          <w:p>
+            <w:r>
+              <w:rPr>
+                <w:rFonts w:ascii="Times New Roman" w:hAnsi="Times New Roman" w:eastAsia="宋体"/>
+                <w:b w:val="0"/>
+                <w:sz w:val="19"/>
+              </w:rPr>
+              <w:t>未完成参考线的逐点草稿，收线后自动删除</w:t>
+            </w:r>
+          </w:p>
+        </w:tc>
+      </w:tr>
+      <w:tr>
+        <w:tc>
+          <w:tcPr>
+            <w:tcW w:type="dxa" w:w="2986"/>
+          </w:tcPr>
+          <w:p>
+            <w:r>
+              <w:rPr>
+                <w:rFonts w:ascii="Times New Roman" w:hAnsi="Times New Roman" w:eastAsia="宋体"/>
+                <w:b w:val="0"/>
                 <w:sz w:val="19"/>
               </w:rPr>
               <w:t>calibration/&lt;案例&gt;.json</w:t>
@@ -1801,10 +2060,10 @@
             <w:tcW w:type="dxa" w:w="2986"/>
           </w:tcPr>
           <w:p>
-            <w:r/>
             <w:r>
               <w:rPr>
                 <w:rFonts w:ascii="Times New Roman" w:hAnsi="Times New Roman" w:eastAsia="宋体"/>
+                <w:b w:val="0"/>
                 <w:sz w:val="19"/>
               </w:rPr>
               <w:t>项目缓存目录下的 calibration 子目录</w:t>
@@ -1816,10 +2075,10 @@
             <w:tcW w:type="dxa" w:w="2986"/>
           </w:tcPr>
           <w:p>
-            <w:r/>
             <w:r>
               <w:rPr>
                 <w:rFonts w:ascii="Times New Roman" w:hAnsi="Times New Roman" w:eastAsia="宋体"/>
+                <w:b w:val="0"/>
                 <w:sz w:val="19"/>
               </w:rPr>
               <w:t>离线评价案例包（带几何 + 人线 + 掩膜路径）</w:t>
@@ -1833,10 +2092,10 @@
             <w:tcW w:type="dxa" w:w="2986"/>
           </w:tcPr>
           <w:p>
-            <w:r/>
             <w:r>
               <w:rPr>
                 <w:rFonts w:ascii="Times New Roman" w:hAnsi="Times New Roman" w:eastAsia="宋体"/>
+                <w:b w:val="0"/>
                 <w:sz w:val="19"/>
               </w:rPr>
               <w:t>actions-&lt;会话&gt;.jsonl</w:t>
@@ -1848,10 +2107,10 @@
             <w:tcW w:type="dxa" w:w="2986"/>
           </w:tcPr>
           <w:p>
-            <w:r/>
             <w:r>
               <w:rPr>
                 <w:rFonts w:ascii="Times New Roman" w:hAnsi="Times New Roman" w:eastAsia="宋体"/>
+                <w:b w:val="0"/>
                 <w:sz w:val="19"/>
               </w:rPr>
               <w:t>%LOCALAPPDATA%\ALIGN\logs\actions</w:t>
@@ -1863,10 +2122,10 @@
             <w:tcW w:type="dxa" w:w="2986"/>
           </w:tcPr>
           <w:p>
-            <w:r/>
             <w:r>
               <w:rPr>
                 <w:rFonts w:ascii="Times New Roman" w:hAnsi="Times New Roman" w:eastAsia="宋体"/>
+                <w:b w:val="0"/>
                 <w:sz w:val="19"/>
               </w:rPr>
               <w:t>本次会话的全部操作记录</w:t>
@@ -1877,16 +2136,12 @@
     </w:tbl>
     <w:p>
       <w:pPr>
-        <w:spacing w:after="40"/>
-      </w:pPr>
-    </w:p>
-    <w:p>
-      <w:pPr>
         <w:spacing w:after="120" w:line="300" w:lineRule="auto"/>
       </w:pPr>
       <w:r>
         <w:rPr>
           <w:rFonts w:ascii="Times New Roman" w:hAnsi="Times New Roman" w:eastAsia="宋体"/>
+          <w:b w:val="0"/>
           <w:sz w:val="21"/>
         </w:rPr>
         <w:t>这些文件都不进项目状态与撤销历史，删掉等价于放弃对应的人工记录，不会破坏算法结果。</w:t>
@@ -1935,7 +2190,6 @@
             <w:tcW w:type="dxa" w:w="2986"/>
           </w:tcPr>
           <w:p>
-            <w:r/>
             <w:r>
               <w:rPr>
                 <w:rFonts w:ascii="Times New Roman" w:hAnsi="Times New Roman" w:eastAsia="宋体"/>
@@ -1951,7 +2205,6 @@
             <w:tcW w:type="dxa" w:w="2986"/>
           </w:tcPr>
           <w:p>
-            <w:r/>
             <w:r>
               <w:rPr>
                 <w:rFonts w:ascii="Times New Roman" w:hAnsi="Times New Roman" w:eastAsia="宋体"/>
@@ -1967,7 +2220,6 @@
             <w:tcW w:type="dxa" w:w="2986"/>
           </w:tcPr>
           <w:p>
-            <w:r/>
             <w:r>
               <w:rPr>
                 <w:rFonts w:ascii="Times New Roman" w:hAnsi="Times New Roman" w:eastAsia="宋体"/>
@@ -1985,10 +2237,10 @@
             <w:tcW w:type="dxa" w:w="2986"/>
           </w:tcPr>
           <w:p>
-            <w:r/>
             <w:r>
               <w:rPr>
                 <w:rFonts w:ascii="Times New Roman" w:hAnsi="Times New Roman" w:eastAsia="宋体"/>
+                <w:b w:val="0"/>
                 <w:sz w:val="19"/>
               </w:rPr>
               <w:t>日志面板</w:t>
@@ -2000,10 +2252,10 @@
             <w:tcW w:type="dxa" w:w="2986"/>
           </w:tcPr>
           <w:p>
-            <w:r/>
             <w:r>
               <w:rPr>
                 <w:rFonts w:ascii="Times New Roman" w:hAnsi="Times New Roman" w:eastAsia="宋体"/>
+                <w:b w:val="0"/>
                 <w:sz w:val="19"/>
               </w:rPr>
               <w:t>“已更新 中心线 7（replaced）：本次偏移 +0.12 m，整条线基本是同一个横向偏移”</w:t>
@@ -2015,10 +2267,10 @@
             <w:tcW w:type="dxa" w:w="2986"/>
           </w:tcPr>
           <w:p>
-            <w:r/>
             <w:r>
               <w:rPr>
                 <w:rFonts w:ascii="Times New Roman" w:hAnsi="Times New Roman" w:eastAsia="宋体"/>
+                <w:b w:val="0"/>
                 <w:sz w:val="19"/>
               </w:rPr>
               <w:t>保存成功，偏移量与类型</w:t>
@@ -2032,10 +2284,10 @@
             <w:tcW w:type="dxa" w:w="2986"/>
           </w:tcPr>
           <w:p>
-            <w:r/>
             <w:r>
               <w:rPr>
                 <w:rFonts w:ascii="Times New Roman" w:hAnsi="Times New Roman" w:eastAsia="宋体"/>
+                <w:b w:val="0"/>
                 <w:sz w:val="19"/>
               </w:rPr>
               <w:t>状态条</w:t>
@@ -2047,10 +2299,10 @@
             <w:tcW w:type="dxa" w:w="2986"/>
           </w:tcPr>
           <w:p>
-            <w:r/>
             <w:r>
               <w:rPr>
                 <w:rFonts w:ascii="Times New Roman" w:hAnsi="Times New Roman" w:eastAsia="宋体"/>
+                <w:b w:val="0"/>
                 <w:sz w:val="19"/>
               </w:rPr>
               <w:t>作业线标定：拖动整条平移……</w:t>
@@ -2062,10 +2314,10 @@
             <w:tcW w:type="dxa" w:w="2986"/>
           </w:tcPr>
           <w:p>
-            <w:r/>
             <w:r>
               <w:rPr>
                 <w:rFonts w:ascii="Times New Roman" w:hAnsi="Times New Roman" w:eastAsia="宋体"/>
+                <w:b w:val="0"/>
                 <w:sz w:val="19"/>
               </w:rPr>
               <w:t>当前模式与手势提示</w:t>
@@ -2079,10 +2331,10 @@
             <w:tcW w:type="dxa" w:w="2986"/>
           </w:tcPr>
           <w:p>
-            <w:r/>
             <w:r>
               <w:rPr>
                 <w:rFonts w:ascii="Times New Roman" w:hAnsi="Times New Roman" w:eastAsia="宋体"/>
+                <w:b w:val="0"/>
                 <w:sz w:val="19"/>
               </w:rPr>
               <w:t>画布</w:t>
@@ -2094,10 +2346,10 @@
             <w:tcW w:type="dxa" w:w="2986"/>
           </w:tcPr>
           <w:p>
-            <w:r/>
             <w:r>
               <w:rPr>
                 <w:rFonts w:ascii="Times New Roman" w:hAnsi="Times New Roman" w:eastAsia="宋体"/>
+                <w:b w:val="0"/>
                 <w:sz w:val="19"/>
               </w:rPr>
               <w:t>青色线覆盖在绿色线上</w:t>
@@ -2109,10 +2361,10 @@
             <w:tcW w:type="dxa" w:w="2986"/>
           </w:tcPr>
           <w:p>
-            <w:r/>
             <w:r>
               <w:rPr>
                 <w:rFonts w:ascii="Times New Roman" w:hAnsi="Times New Roman" w:eastAsia="宋体"/>
+                <w:b w:val="0"/>
                 <w:sz w:val="19"/>
               </w:rPr>
               <w:t>该条已采用人线</w:t>
@@ -2126,10 +2378,10 @@
             <w:tcW w:type="dxa" w:w="2986"/>
           </w:tcPr>
           <w:p>
-            <w:r/>
             <w:r>
               <w:rPr>
                 <w:rFonts w:ascii="Times New Roman" w:hAnsi="Times New Roman" w:eastAsia="宋体"/>
+                <w:b w:val="0"/>
                 <w:sz w:val="19"/>
               </w:rPr>
               <w:t>规划日志</w:t>
@@ -2141,10 +2393,10 @@
             <w:tcW w:type="dxa" w:w="2986"/>
           </w:tcPr>
           <w:p>
-            <w:r/>
             <w:r>
               <w:rPr>
                 <w:rFonts w:ascii="Times New Roman" w:hAnsi="Times New Roman" w:eastAsia="宋体"/>
+                <w:b w:val="0"/>
                 <w:sz w:val="19"/>
               </w:rPr>
               <w:t>人工标定线已失效……</w:t>
@@ -2156,10 +2408,10 @@
             <w:tcW w:type="dxa" w:w="2986"/>
           </w:tcPr>
           <w:p>
-            <w:r/>
             <w:r>
               <w:rPr>
                 <w:rFonts w:ascii="Times New Roman" w:hAnsi="Times New Roman" w:eastAsia="宋体"/>
+                <w:b w:val="0"/>
                 <w:sz w:val="19"/>
               </w:rPr>
               <w:t>版本或影像变了，需要重标</w:t>
@@ -2167,12 +2419,54 @@
           </w:p>
         </w:tc>
       </w:tr>
+      <w:tr>
+        <w:tc>
+          <w:tcPr>
+            <w:tcW w:type="dxa" w:w="2986"/>
+          </w:tcPr>
+          <w:p>
+            <w:r>
+              <w:rPr>
+                <w:rFonts w:ascii="Times New Roman" w:hAnsi="Times New Roman" w:eastAsia="宋体"/>
+                <w:b w:val="0"/>
+                <w:sz w:val="19"/>
+              </w:rPr>
+              <w:t>设置 / 操作记录</w:t>
+            </w:r>
+          </w:p>
+        </w:tc>
+        <w:tc>
+          <w:tcPr>
+            <w:tcW w:type="dxa" w:w="2986"/>
+          </w:tcPr>
+          <w:p>
+            <w:r>
+              <w:rPr>
+                <w:rFonts w:ascii="Times New Roman" w:hAnsi="Times New Roman" w:eastAsia="宋体"/>
+                <w:b w:val="0"/>
+                <w:sz w:val="19"/>
+              </w:rPr>
+              <w:t>时间、动作、目标、参数，可导出副本</w:t>
+            </w:r>
+          </w:p>
+        </w:tc>
+        <w:tc>
+          <w:tcPr>
+            <w:tcW w:type="dxa" w:w="2986"/>
+          </w:tcPr>
+          <w:p>
+            <w:r>
+              <w:rPr>
+                <w:rFonts w:ascii="Times New Roman" w:hAnsi="Times New Roman" w:eastAsia="宋体"/>
+                <w:b w:val="0"/>
+                <w:sz w:val="19"/>
+              </w:rPr>
+              <w:t>复现问题时查“用户到底做了什么”</w:t>
+            </w:r>
+          </w:p>
+        </w:tc>
+      </w:tr>
     </w:tbl>
-    <w:p>
-      <w:pPr>
-        <w:spacing w:after="40"/>
-      </w:pPr>
-    </w:p>
     <w:p>
       <w:pPr>
         <w:pStyle w:val="Heading3"/>
@@ -2193,15 +2487,13 @@
       <w:r>
         <w:rPr>
           <w:rFonts w:ascii="Times New Roman" w:hAnsi="Times New Roman" w:eastAsia="宋体"/>
+          <w:b w:val="0"/>
           <w:sz w:val="21"/>
         </w:rPr>
         <w:t>命令：</w:t>
       </w:r>
     </w:p>
     <w:p>
-      <w:pPr>
-        <w:ind w:left="283"/>
-      </w:pPr>
       <w:r>
         <w:rPr>
           <w:rFonts w:ascii="Consolas" w:hAnsi="Consolas"/>
@@ -2217,6 +2509,7 @@
       <w:r>
         <w:rPr>
           <w:rFonts w:ascii="Times New Roman" w:hAnsi="Times New Roman" w:eastAsia="宋体"/>
+          <w:b w:val="0"/>
           <w:sz w:val="21"/>
         </w:rPr>
         <w:t xml:space="preserve">产出 </w:t>
@@ -2224,6 +2517,7 @@
       <w:r>
         <w:rPr>
           <w:rFonts w:ascii="Times New Roman" w:hAnsi="Times New Roman" w:eastAsia="宋体"/>
+          <w:b w:val="0"/>
           <w:sz w:val="21"/>
         </w:rPr>
         <w:t>calibration_report.json</w:t>
@@ -2231,6 +2525,7 @@
       <w:r>
         <w:rPr>
           <w:rFonts w:ascii="Times New Roman" w:hAnsi="Times New Roman" w:eastAsia="宋体"/>
+          <w:b w:val="0"/>
           <w:sz w:val="21"/>
         </w:rPr>
         <w:t xml:space="preserve"> 与 </w:t>
@@ -2238,6 +2533,7 @@
       <w:r>
         <w:rPr>
           <w:rFonts w:ascii="Times New Roman" w:hAnsi="Times New Roman" w:eastAsia="宋体"/>
+          <w:b w:val="0"/>
           <w:sz w:val="21"/>
         </w:rPr>
         <w:t>calibration_report.md</w:t>
@@ -2245,6 +2541,7 @@
       <w:r>
         <w:rPr>
           <w:rFonts w:ascii="Times New Roman" w:hAnsi="Times New Roman" w:eastAsia="宋体"/>
+          <w:b w:val="0"/>
           <w:sz w:val="21"/>
         </w:rPr>
         <w:t>，核心三张表：</w:t>
@@ -2266,6 +2563,7 @@
       <w:r>
         <w:rPr>
           <w:rFonts w:ascii="Times New Roman" w:hAnsi="Times New Roman" w:eastAsia="宋体"/>
+          <w:b w:val="0"/>
           <w:sz w:val="21"/>
         </w:rPr>
         <w:t>：</w:t>
@@ -2273,6 +2571,7 @@
       <w:r>
         <w:rPr>
           <w:rFonts w:ascii="Times New Roman" w:hAnsi="Times New Roman" w:eastAsia="宋体"/>
+          <w:b w:val="0"/>
           <w:sz w:val="21"/>
         </w:rPr>
         <w:t>current</w:t>
@@ -2280,6 +2579,7 @@
       <w:r>
         <w:rPr>
           <w:rFonts w:ascii="Times New Roman" w:hAnsi="Times New Roman" w:eastAsia="宋体"/>
+          <w:b w:val="0"/>
           <w:sz w:val="21"/>
         </w:rPr>
         <w:t>（当前算法）、</w:t>
@@ -2287,6 +2587,7 @@
       <w:r>
         <w:rPr>
           <w:rFonts w:ascii="Times New Roman" w:hAnsi="Times New Roman" w:eastAsia="宋体"/>
+          <w:b w:val="0"/>
           <w:sz w:val="21"/>
         </w:rPr>
         <w:t>pre_recenter</w:t>
@@ -2294,6 +2595,7 @@
       <w:r>
         <w:rPr>
           <w:rFonts w:ascii="Times New Roman" w:hAnsi="Times New Roman" w:eastAsia="宋体"/>
+          <w:b w:val="0"/>
           <w:sz w:val="21"/>
         </w:rPr>
         <w:t>（重压前）、</w:t>
@@ -2301,6 +2603,7 @@
       <w:r>
         <w:rPr>
           <w:rFonts w:ascii="Times New Roman" w:hAnsi="Times New Roman" w:eastAsia="宋体"/>
+          <w:b w:val="0"/>
           <w:sz w:val="21"/>
         </w:rPr>
         <w:t>mask_run_mid</w:t>
@@ -2308,6 +2611,7 @@
       <w:r>
         <w:rPr>
           <w:rFonts w:ascii="Times New Roman" w:hAnsi="Times New Roman" w:eastAsia="宋体"/>
+          <w:b w:val="0"/>
           <w:sz w:val="21"/>
         </w:rPr>
         <w:t>（掩膜横截中点）、</w:t>
@@ -2315,6 +2619,7 @@
       <w:r>
         <w:rPr>
           <w:rFonts w:ascii="Times New Roman" w:hAnsi="Times New Roman" w:eastAsia="宋体"/>
+          <w:b w:val="0"/>
           <w:sz w:val="21"/>
         </w:rPr>
         <w:t>distance_ridge</w:t>
@@ -2322,6 +2627,7 @@
       <w:r>
         <w:rPr>
           <w:rFonts w:ascii="Times New Roman" w:hAnsi="Times New Roman" w:eastAsia="宋体"/>
+          <w:b w:val="0"/>
           <w:sz w:val="21"/>
         </w:rPr>
         <w:t>（距离变换脊线）、</w:t>
@@ -2329,6 +2635,7 @@
       <w:r>
         <w:rPr>
           <w:rFonts w:ascii="Times New Roman" w:hAnsi="Times New Roman" w:eastAsia="宋体"/>
+          <w:b w:val="0"/>
           <w:sz w:val="21"/>
         </w:rPr>
         <w:t>contour_chord_mid</w:t>
@@ -2336,6 +2643,7 @@
       <w:r>
         <w:rPr>
           <w:rFonts w:ascii="Times New Roman" w:hAnsi="Times New Roman" w:eastAsia="宋体"/>
+          <w:b w:val="0"/>
           <w:sz w:val="21"/>
         </w:rPr>
         <w:t>（轮廓弦中点），逐带算 Eθ 与 Elat，给出中位与均值、最优次数。</w:t>
@@ -2357,6 +2665,7 @@
       <w:r>
         <w:rPr>
           <w:rFonts w:ascii="Times New Roman" w:hAnsi="Times New Roman" w:eastAsia="宋体"/>
+          <w:b w:val="0"/>
           <w:sz w:val="21"/>
         </w:rPr>
         <w:t>：按带类型和宽度是否异常分组，推荐候选并给留一命中率。样本少于 3 条带的分桶只作方向，不作结论。</w:t>
@@ -2378,6 +2687,7 @@
       <w:r>
         <w:rPr>
           <w:rFonts w:ascii="Times New Roman" w:hAnsi="Times New Roman" w:eastAsia="宋体"/>
+          <w:b w:val="0"/>
           <w:sz w:val="21"/>
         </w:rPr>
         <w:t>：每条带的当前误差、最优候选、纠偏类型。</w:t>
@@ -2413,7 +2723,6 @@
             <w:tcW w:type="dxa" w:w="2986"/>
           </w:tcPr>
           <w:p>
-            <w:r/>
             <w:r>
               <w:rPr>
                 <w:rFonts w:ascii="Times New Roman" w:hAnsi="Times New Roman" w:eastAsia="宋体"/>
@@ -2429,7 +2738,6 @@
             <w:tcW w:type="dxa" w:w="2986"/>
           </w:tcPr>
           <w:p>
-            <w:r/>
             <w:r>
               <w:rPr>
                 <w:rFonts w:ascii="Times New Roman" w:hAnsi="Times New Roman" w:eastAsia="宋体"/>
@@ -2445,7 +2753,6 @@
             <w:tcW w:type="dxa" w:w="2986"/>
           </w:tcPr>
           <w:p>
-            <w:r/>
             <w:r>
               <w:rPr>
                 <w:rFonts w:ascii="Times New Roman" w:hAnsi="Times New Roman" w:eastAsia="宋体"/>
@@ -2463,10 +2770,10 @@
             <w:tcW w:type="dxa" w:w="2986"/>
           </w:tcPr>
           <w:p>
-            <w:r/>
             <w:r>
               <w:rPr>
                 <w:rFonts w:ascii="Times New Roman" w:hAnsi="Times New Roman" w:eastAsia="宋体"/>
+                <w:b w:val="0"/>
                 <w:sz w:val="19"/>
               </w:rPr>
               <w:t>centered</w:t>
@@ -2478,10 +2785,10 @@
             <w:tcW w:type="dxa" w:w="2986"/>
           </w:tcPr>
           <w:p>
-            <w:r/>
             <w:r>
               <w:rPr>
                 <w:rFonts w:ascii="Times New Roman" w:hAnsi="Times New Roman" w:eastAsia="宋体"/>
+                <w:b w:val="0"/>
                 <w:sz w:val="19"/>
               </w:rPr>
               <w:t>人线几乎与算法线重合</w:t>
@@ -2493,10 +2800,10 @@
             <w:tcW w:type="dxa" w:w="2986"/>
           </w:tcPr>
           <w:p>
-            <w:r/>
             <w:r>
               <w:rPr>
                 <w:rFonts w:ascii="Times New Roman" w:hAnsi="Times New Roman" w:eastAsia="宋体"/>
+                <w:b w:val="0"/>
                 <w:sz w:val="19"/>
               </w:rPr>
               <w:t>不用改</w:t>
@@ -2510,10 +2817,10 @@
             <w:tcW w:type="dxa" w:w="2986"/>
           </w:tcPr>
           <w:p>
-            <w:r/>
             <w:r>
               <w:rPr>
                 <w:rFonts w:ascii="Times New Roman" w:hAnsi="Times New Roman" w:eastAsia="宋体"/>
+                <w:b w:val="0"/>
                 <w:sz w:val="19"/>
               </w:rPr>
               <w:t>uniform</w:t>
@@ -2525,10 +2832,10 @@
             <w:tcW w:type="dxa" w:w="2986"/>
           </w:tcPr>
           <w:p>
-            <w:r/>
             <w:r>
               <w:rPr>
                 <w:rFonts w:ascii="Times New Roman" w:hAnsi="Times New Roman" w:eastAsia="宋体"/>
+                <w:b w:val="0"/>
                 <w:sz w:val="19"/>
               </w:rPr>
               <w:t>整条线同一个横向偏移</w:t>
@@ -2540,10 +2847,10 @@
             <w:tcW w:type="dxa" w:w="2986"/>
           </w:tcPr>
           <w:p>
-            <w:r/>
             <w:r>
               <w:rPr>
                 <w:rFonts w:ascii="Times New Roman" w:hAnsi="Times New Roman" w:eastAsia="宋体"/>
+                <w:b w:val="0"/>
                 <w:sz w:val="19"/>
               </w:rPr>
               <w:t>平移可解，可考虑全局偏置修正</w:t>
@@ -2557,10 +2864,10 @@
             <w:tcW w:type="dxa" w:w="2986"/>
           </w:tcPr>
           <w:p>
-            <w:r/>
             <w:r>
               <w:rPr>
                 <w:rFonts w:ascii="Times New Roman" w:hAnsi="Times New Roman" w:eastAsia="宋体"/>
+                <w:b w:val="0"/>
                 <w:sz w:val="19"/>
               </w:rPr>
               <w:t>bow</w:t>
@@ -2572,10 +2879,10 @@
             <w:tcW w:type="dxa" w:w="2986"/>
           </w:tcPr>
           <w:p>
-            <w:r/>
             <w:r>
               <w:rPr>
                 <w:rFonts w:ascii="Times New Roman" w:hAnsi="Times New Roman" w:eastAsia="宋体"/>
+                <w:b w:val="0"/>
                 <w:sz w:val="19"/>
               </w:rPr>
               <w:t>偏移沿弧长平滑变化</w:t>
@@ -2587,10 +2894,10 @@
             <w:tcW w:type="dxa" w:w="2986"/>
           </w:tcPr>
           <w:p>
-            <w:r/>
             <w:r>
               <w:rPr>
                 <w:rFonts w:ascii="Times New Roman" w:hAnsi="Times New Roman" w:eastAsia="宋体"/>
+                <w:b w:val="0"/>
                 <w:sz w:val="19"/>
               </w:rPr>
               <w:t>带本身弯，或全局直线趋势没去干净</w:t>
@@ -2604,10 +2911,10 @@
             <w:tcW w:type="dxa" w:w="2986"/>
           </w:tcPr>
           <w:p>
-            <w:r/>
             <w:r>
               <w:rPr>
                 <w:rFonts w:ascii="Times New Roman" w:hAnsi="Times New Roman" w:eastAsia="宋体"/>
+                <w:b w:val="0"/>
                 <w:sz w:val="19"/>
               </w:rPr>
               <w:t>step</w:t>
@@ -2619,10 +2926,10 @@
             <w:tcW w:type="dxa" w:w="2986"/>
           </w:tcPr>
           <w:p>
-            <w:r/>
             <w:r>
               <w:rPr>
                 <w:rFonts w:ascii="Times New Roman" w:hAnsi="Times New Roman" w:eastAsia="宋体"/>
+                <w:b w:val="0"/>
                 <w:sz w:val="19"/>
               </w:rPr>
               <w:t>偏移中途换挡</w:t>
@@ -2634,10 +2941,10 @@
             <w:tcW w:type="dxa" w:w="2986"/>
           </w:tcPr>
           <w:p>
-            <w:r/>
             <w:r>
               <w:rPr>
                 <w:rFonts w:ascii="Times New Roman" w:hAnsi="Times New Roman" w:eastAsia="宋体"/>
+                <w:b w:val="0"/>
                 <w:sz w:val="19"/>
               </w:rPr>
               <w:t>同一条带被切断或并进了邻带，属分割问题</w:t>
@@ -2651,10 +2958,10 @@
             <w:tcW w:type="dxa" w:w="2986"/>
           </w:tcPr>
           <w:p>
-            <w:r/>
             <w:r>
               <w:rPr>
                 <w:rFonts w:ascii="Times New Roman" w:hAnsi="Times New Roman" w:eastAsia="宋体"/>
+                <w:b w:val="0"/>
                 <w:sz w:val="19"/>
               </w:rPr>
               <w:t>off_band</w:t>
@@ -2666,10 +2973,10 @@
             <w:tcW w:type="dxa" w:w="2986"/>
           </w:tcPr>
           <w:p>
-            <w:r/>
             <w:r>
               <w:rPr>
                 <w:rFonts w:ascii="Times New Roman" w:hAnsi="Times New Roman" w:eastAsia="宋体"/>
+                <w:b w:val="0"/>
                 <w:sz w:val="19"/>
               </w:rPr>
               <w:t>整体偏到另一条带上</w:t>
@@ -2681,10 +2988,10 @@
             <w:tcW w:type="dxa" w:w="2986"/>
           </w:tcPr>
           <w:p>
-            <w:r/>
             <w:r>
               <w:rPr>
                 <w:rFonts w:ascii="Times New Roman" w:hAnsi="Times New Roman" w:eastAsia="宋体"/>
+                <w:b w:val="0"/>
                 <w:sz w:val="19"/>
               </w:rPr>
               <w:t>分割问题，继续挪线只会压到别的稻行</w:t>
@@ -2695,16 +3002,12 @@
     </w:tbl>
     <w:p>
       <w:pPr>
-        <w:spacing w:after="40"/>
-      </w:pPr>
-    </w:p>
-    <w:p>
-      <w:pPr>
         <w:spacing w:after="120" w:line="300" w:lineRule="auto"/>
       </w:pPr>
       <w:r>
         <w:rPr>
           <w:rFonts w:ascii="Times New Roman" w:hAnsi="Times New Roman" w:eastAsia="宋体"/>
+          <w:b w:val="0"/>
           <w:sz w:val="21"/>
         </w:rPr>
         <w:t>step</w:t>
@@ -2712,6 +3015,7 @@
       <w:r>
         <w:rPr>
           <w:rFonts w:ascii="Times New Roman" w:hAnsi="Times New Roman" w:eastAsia="宋体"/>
+          <w:b w:val="0"/>
           <w:sz w:val="21"/>
         </w:rPr>
         <w:t xml:space="preserve"> 与 </w:t>
@@ -2719,6 +3023,7 @@
       <w:r>
         <w:rPr>
           <w:rFonts w:ascii="Times New Roman" w:hAnsi="Times New Roman" w:eastAsia="宋体"/>
+          <w:b w:val="0"/>
           <w:sz w:val="21"/>
         </w:rPr>
         <w:t>off_band</w:t>
@@ -2726,6 +3031,7 @@
       <w:r>
         <w:rPr>
           <w:rFonts w:ascii="Times New Roman" w:hAnsi="Times New Roman" w:eastAsia="宋体"/>
+          <w:b w:val="0"/>
           <w:sz w:val="21"/>
         </w:rPr>
         <w:t xml:space="preserve"> 不计入“中心线精度”统计，否则会把分割错误算到取中心算法头上。</w:t>
@@ -2751,6 +3057,7 @@
       <w:r>
         <w:rPr>
           <w:rFonts w:ascii="Times New Roman" w:hAnsi="Times New Roman" w:eastAsia="宋体"/>
+          <w:b w:val="0"/>
           <w:sz w:val="21"/>
         </w:rPr>
         <w:t>这些是机制验收，不是精度结论。精度结论必须等人工标注集建立后才能给。</w:t>
@@ -2773,7 +3080,6 @@
             <w:tcW w:type="dxa" w:w="2986"/>
           </w:tcPr>
           <w:p>
-            <w:r/>
             <w:r>
               <w:rPr>
                 <w:rFonts w:ascii="Times New Roman" w:hAnsi="Times New Roman" w:eastAsia="宋体"/>
@@ -2789,7 +3095,6 @@
             <w:tcW w:type="dxa" w:w="2986"/>
           </w:tcPr>
           <w:p>
-            <w:r/>
             <w:r>
               <w:rPr>
                 <w:rFonts w:ascii="Times New Roman" w:hAnsi="Times New Roman" w:eastAsia="宋体"/>
@@ -2805,7 +3110,6 @@
             <w:tcW w:type="dxa" w:w="2986"/>
           </w:tcPr>
           <w:p>
-            <w:r/>
             <w:r>
               <w:rPr>
                 <w:rFonts w:ascii="Times New Roman" w:hAnsi="Times New Roman" w:eastAsia="宋体"/>
@@ -2823,10 +3127,10 @@
             <w:tcW w:type="dxa" w:w="2986"/>
           </w:tcPr>
           <w:p>
-            <w:r/>
             <w:r>
               <w:rPr>
                 <w:rFonts w:ascii="Times New Roman" w:hAnsi="Times New Roman" w:eastAsia="宋体"/>
+                <w:b w:val="0"/>
                 <w:sz w:val="19"/>
               </w:rPr>
               <w:t>全量回归</w:t>
@@ -2838,10 +3142,10 @@
             <w:tcW w:type="dxa" w:w="2986"/>
           </w:tcPr>
           <w:p>
-            <w:r/>
             <w:r>
               <w:rPr>
                 <w:rFonts w:ascii="Times New Roman" w:hAnsi="Times New Roman" w:eastAsia="宋体"/>
+                <w:b w:val="0"/>
                 <w:sz w:val="19"/>
               </w:rPr>
               <w:t>项目 pytest</w:t>
@@ -2853,13 +3157,13 @@
             <w:tcW w:type="dxa" w:w="2986"/>
           </w:tcPr>
           <w:p>
-            <w:r/>
             <w:r>
               <w:rPr>
                 <w:rFonts w:ascii="Times New Roman" w:hAnsi="Times New Roman" w:eastAsia="宋体"/>
+                <w:b w:val="0"/>
                 <w:sz w:val="19"/>
               </w:rPr>
-              <w:t>812 passed / 1 skipped</w:t>
+              <w:t>820 passed / 1 skipped</w:t>
             </w:r>
           </w:p>
         </w:tc>
@@ -2870,10 +3174,57 @@
             <w:tcW w:type="dxa" w:w="2986"/>
           </w:tcPr>
           <w:p>
-            <w:r/>
             <w:r>
               <w:rPr>
                 <w:rFonts w:ascii="Times New Roman" w:hAnsi="Times New Roman" w:eastAsia="宋体"/>
+                <w:b w:val="0"/>
+                <w:sz w:val="19"/>
+              </w:rPr>
+              <w:t>标注退出不丢线</w:t>
+            </w:r>
+          </w:p>
+        </w:tc>
+        <w:tc>
+          <w:tcPr>
+            <w:tcW w:type="dxa" w:w="2986"/>
+          </w:tcPr>
+          <w:p>
+            <w:r>
+              <w:rPr>
+                <w:rFonts w:ascii="Times New Roman" w:hAnsi="Times New Roman" w:eastAsia="宋体"/>
+                <w:b w:val="0"/>
+                <w:sz w:val="19"/>
+              </w:rPr>
+              <w:t>画 3 个桩点后直接点菜单退出</w:t>
+            </w:r>
+          </w:p>
+        </w:tc>
+        <w:tc>
+          <w:tcPr>
+            <w:tcW w:type="dxa" w:w="2986"/>
+          </w:tcPr>
+          <w:p>
+            <w:r>
+              <w:rPr>
+                <w:rFonts w:ascii="Times New Roman" w:hAnsi="Times New Roman" w:eastAsia="宋体"/>
+                <w:b w:val="0"/>
+                <w:sz w:val="19"/>
+              </w:rPr>
+              <w:t>自动保存 1 条 3 点参考线；重开软件可恢复未完成草稿</w:t>
+            </w:r>
+          </w:p>
+        </w:tc>
+      </w:tr>
+      <w:tr>
+        <w:tc>
+          <w:tcPr>
+            <w:tcW w:type="dxa" w:w="2986"/>
+          </w:tcPr>
+          <w:p>
+            <w:r>
+              <w:rPr>
+                <w:rFonts w:ascii="Times New Roman" w:hAnsi="Times New Roman" w:eastAsia="宋体"/>
+                <w:b w:val="0"/>
                 <w:sz w:val="19"/>
               </w:rPr>
               <w:t>真实规划闭环</w:t>
@@ -2885,10 +3236,10 @@
             <w:tcW w:type="dxa" w:w="2986"/>
           </w:tcPr>
           <w:p>
-            <w:r/>
             <w:r>
               <w:rPr>
                 <w:rFonts w:ascii="Times New Roman" w:hAnsi="Times New Roman" w:eastAsia="宋体"/>
+                <w:b w:val="0"/>
                 <w:sz w:val="19"/>
               </w:rPr>
               <w:t>缓存 1271b2abf0d7，5.27 田 5 三模式 12 m，标定一条带偏移 0.12 m</w:t>
@@ -2900,10 +3251,10 @@
             <w:tcW w:type="dxa" w:w="2986"/>
           </w:tcPr>
           <w:p>
-            <w:r/>
             <w:r>
               <w:rPr>
                 <w:rFonts w:ascii="Times New Roman" w:hAnsi="Times New Roman" w:eastAsia="宋体"/>
+                <w:b w:val="0"/>
                 <w:sz w:val="19"/>
               </w:rPr>
               <w:t>9 条作业段中只有 1 条移动 0.120 m，其余 8 条逐点一致</w:t>
@@ -2917,10 +3268,10 @@
             <w:tcW w:type="dxa" w:w="2986"/>
           </w:tcPr>
           <w:p>
-            <w:r/>
             <w:r>
               <w:rPr>
                 <w:rFonts w:ascii="Times New Roman" w:hAnsi="Times New Roman" w:eastAsia="宋体"/>
+                <w:b w:val="0"/>
                 <w:sz w:val="19"/>
               </w:rPr>
               <w:t>坐标换算</w:t>
@@ -2932,10 +3283,10 @@
             <w:tcW w:type="dxa" w:w="2986"/>
           </w:tcPr>
           <w:p>
-            <w:r/>
             <w:r>
               <w:rPr>
                 <w:rFonts w:ascii="Times New Roman" w:hAnsi="Times New Roman" w:eastAsia="宋体"/>
+                <w:b w:val="0"/>
                 <w:sz w:val="19"/>
               </w:rPr>
               <w:t>真实目录 + 非零掩膜偏移下拖动</w:t>
@@ -2947,10 +3298,10 @@
             <w:tcW w:type="dxa" w:w="2986"/>
           </w:tcPr>
           <w:p>
-            <w:r/>
             <w:r>
               <w:rPr>
                 <w:rFonts w:ascii="Times New Roman" w:hAnsi="Times New Roman" w:eastAsia="宋体"/>
+                <w:b w:val="0"/>
                 <w:sz w:val="19"/>
               </w:rPr>
               <w:t>正确选中该线，偏移记录与拖动量一致</w:t>
@@ -2964,10 +3315,10 @@
             <w:tcW w:type="dxa" w:w="2986"/>
           </w:tcPr>
           <w:p>
-            <w:r/>
             <w:r>
               <w:rPr>
                 <w:rFonts w:ascii="Times New Roman" w:hAnsi="Times New Roman" w:eastAsia="宋体"/>
+                <w:b w:val="0"/>
                 <w:sz w:val="19"/>
               </w:rPr>
               <w:t>安装包</w:t>
@@ -2979,10 +3330,10 @@
             <w:tcW w:type="dxa" w:w="2986"/>
           </w:tcPr>
           <w:p>
-            <w:r/>
             <w:r>
               <w:rPr>
                 <w:rFonts w:ascii="Times New Roman" w:hAnsi="Times New Roman" w:eastAsia="宋体"/>
+                <w:b w:val="0"/>
                 <w:sz w:val="19"/>
               </w:rPr>
               <w:t>build_windows.bat</w:t>
@@ -2994,23 +3345,18 @@
             <w:tcW w:type="dxa" w:w="2986"/>
           </w:tcPr>
           <w:p>
-            <w:r/>
             <w:r>
               <w:rPr>
                 <w:rFonts w:ascii="Times New Roman" w:hAnsi="Times New Roman" w:eastAsia="宋体"/>
+                <w:b w:val="0"/>
                 <w:sz w:val="19"/>
               </w:rPr>
-              <w:t>align.exe 0.4.0，自检通过，SHA-256 ff465b6f…</w:t>
+              <w:t>align.exe 0.4.1，自检通过</w:t>
             </w:r>
           </w:p>
         </w:tc>
       </w:tr>
     </w:tbl>
-    <w:p>
-      <w:pPr>
-        <w:spacing w:after="40"/>
-      </w:pPr>
-    </w:p>
     <w:p>
       <w:pPr>
         <w:pStyle w:val="Heading2"/>
@@ -3044,6 +3390,7 @@
       <w:r>
         <w:rPr>
           <w:rFonts w:ascii="Times New Roman" w:hAnsi="Times New Roman" w:eastAsia="宋体"/>
+          <w:b w:val="0"/>
           <w:sz w:val="21"/>
         </w:rPr>
         <w:t>能证明：</w:t>
@@ -3057,6 +3404,7 @@
       <w:r>
         <w:rPr>
           <w:rFonts w:ascii="Times New Roman" w:hAnsi="Times New Roman" w:eastAsia="宋体"/>
+          <w:b w:val="0"/>
           <w:sz w:val="21"/>
         </w:rPr>
         <w:t>算法线与人工线的一致性（方向、横向偏差、覆盖）；</w:t>
@@ -3070,6 +3418,7 @@
       <w:r>
         <w:rPr>
           <w:rFonts w:ascii="Times New Roman" w:hAnsi="Times New Roman" w:eastAsia="宋体"/>
+          <w:b w:val="0"/>
           <w:sz w:val="21"/>
         </w:rPr>
         <w:t>算法误差是否落在人工判读噪声底以内；</w:t>
@@ -3083,6 +3432,7 @@
       <w:r>
         <w:rPr>
           <w:rFonts w:ascii="Times New Roman" w:hAnsi="Times New Roman" w:eastAsia="宋体"/>
+          <w:b w:val="0"/>
           <w:sz w:val="21"/>
         </w:rPr>
         <w:t>不同中心线策略在同一人工基准上的相对优劣；</w:t>
@@ -3096,6 +3446,7 @@
       <w:r>
         <w:rPr>
           <w:rFonts w:ascii="Times New Roman" w:hAnsi="Times New Roman" w:eastAsia="宋体"/>
+          <w:b w:val="0"/>
           <w:sz w:val="21"/>
         </w:rPr>
         <w:t>需要人工干预的带宽比例，以及干预量的分布。</w:t>
@@ -3108,6 +3459,7 @@
       <w:r>
         <w:rPr>
           <w:rFonts w:ascii="Times New Roman" w:hAnsi="Times New Roman" w:eastAsia="宋体"/>
+          <w:b w:val="0"/>
           <w:sz w:val="21"/>
         </w:rPr>
         <w:t>不能证明：</w:t>
@@ -3121,6 +3473,7 @@
       <w:r>
         <w:rPr>
           <w:rFonts w:ascii="Times New Roman" w:hAnsi="Times New Roman" w:eastAsia="宋体"/>
+          <w:b w:val="0"/>
           <w:sz w:val="21"/>
         </w:rPr>
         <w:t>人工线是绝对真值。人也会偏，所以必须两遍标注给噪声底；</w:t>
@@ -3134,6 +3487,7 @@
       <w:r>
         <w:rPr>
           <w:rFonts w:ascii="Times New Roman" w:hAnsi="Times New Roman" w:eastAsia="宋体"/>
+          <w:b w:val="0"/>
           <w:sz w:val="21"/>
         </w:rPr>
         <w:t>用同一批数据调完参数再报这批数据的精度。必须有留出田块或至少留一验证；</w:t>
@@ -3147,6 +3501,7 @@
       <w:r>
         <w:rPr>
           <w:rFonts w:ascii="Times New Roman" w:hAnsi="Times New Roman" w:eastAsia="宋体"/>
+          <w:b w:val="0"/>
           <w:sz w:val="21"/>
         </w:rPr>
         <w:t xml:space="preserve">把 </w:t>
@@ -3154,6 +3509,7 @@
       <w:r>
         <w:rPr>
           <w:rFonts w:ascii="Times New Roman" w:hAnsi="Times New Roman" w:eastAsia="宋体"/>
+          <w:b w:val="0"/>
           <w:sz w:val="21"/>
         </w:rPr>
         <w:t>off_band</w:t>
@@ -3161,6 +3517,7 @@
       <w:r>
         <w:rPr>
           <w:rFonts w:ascii="Times New Roman" w:hAnsi="Times New Roman" w:eastAsia="宋体"/>
+          <w:b w:val="0"/>
           <w:sz w:val="21"/>
         </w:rPr>
         <w:t>、</w:t>
@@ -3168,6 +3525,7 @@
       <w:r>
         <w:rPr>
           <w:rFonts w:ascii="Times New Roman" w:hAnsi="Times New Roman" w:eastAsia="宋体"/>
+          <w:b w:val="0"/>
           <w:sz w:val="21"/>
         </w:rPr>
         <w:t>step</w:t>
@@ -3175,6 +3533,7 @@
       <w:r>
         <w:rPr>
           <w:rFonts w:ascii="Times New Roman" w:hAnsi="Times New Roman" w:eastAsia="宋体"/>
+          <w:b w:val="0"/>
           <w:sz w:val="21"/>
         </w:rPr>
         <w:t xml:space="preserve"> 这类分割错误算进中心线精度。</w:t>
@@ -3201,6 +3560,7 @@
       <w:r>
         <w:rPr>
           <w:rFonts w:ascii="Times New Roman" w:hAnsi="Times New Roman" w:eastAsia="宋体"/>
+          <w:b w:val="0"/>
           <w:sz w:val="21"/>
         </w:rPr>
         <w:t>覆盖至少 3 块田、2 个生育期、2 个飞行高度；每块田选 10 到 15 条宽行带。</w:t>
@@ -3214,6 +3574,7 @@
       <w:r>
         <w:rPr>
           <w:rFonts w:ascii="Times New Roman" w:hAnsi="Times New Roman" w:eastAsia="宋体"/>
+          <w:b w:val="0"/>
           <w:sz w:val="21"/>
         </w:rPr>
         <w:t>同一人标注两遍，间隔不少于 30 分钟，第二遍不看第一遍结果。工具里“第 1 遍 / 第 2 遍”分开保存。</w:t>
@@ -3227,6 +3588,7 @@
       <w:r>
         <w:rPr>
           <w:rFonts w:ascii="Times New Roman" w:hAnsi="Times New Roman" w:eastAsia="宋体"/>
+          <w:b w:val="0"/>
           <w:sz w:val="21"/>
         </w:rPr>
         <w:t>桩距 5 m，每带 10 到 16 个点，端点尽量落在田头边界内。</w:t>
@@ -3240,6 +3602,7 @@
       <w:r>
         <w:rPr>
           <w:rFonts w:ascii="Times New Roman" w:hAnsi="Times New Roman" w:eastAsia="宋体"/>
+          <w:b w:val="0"/>
           <w:sz w:val="21"/>
         </w:rPr>
         <w:t xml:space="preserve">标注完成后导出参考线 JSON，跑 </w:t>
@@ -3247,6 +3610,7 @@
       <w:r>
         <w:rPr>
           <w:rFonts w:ascii="Times New Roman" w:hAnsi="Times New Roman" w:eastAsia="宋体"/>
+          <w:b w:val="0"/>
           <w:sz w:val="21"/>
         </w:rPr>
         <w:t>src/centerline_evaluation.py</w:t>
@@ -3254,6 +3618,7 @@
       <w:r>
         <w:rPr>
           <w:rFonts w:ascii="Times New Roman" w:hAnsi="Times New Roman" w:eastAsia="宋体"/>
+          <w:b w:val="0"/>
           <w:sz w:val="21"/>
         </w:rPr>
         <w:t>，得到逐线指标与噪声底。</w:t>
@@ -3288,6 +3653,7 @@
       <w:r>
         <w:rPr>
           <w:rFonts w:ascii="Times New Roman" w:hAnsi="Times New Roman" w:eastAsia="宋体"/>
+          <w:b w:val="0"/>
           <w:sz w:val="21"/>
         </w:rPr>
         <w:t>：人工线与算法线的最小二乘方向角之差，180° 取小，单位度。</w:t>
@@ -3309,6 +3675,7 @@
       <w:r>
         <w:rPr>
           <w:rFonts w:ascii="Times New Roman" w:hAnsi="Times New Roman" w:eastAsia="宋体"/>
+          <w:b w:val="0"/>
           <w:sz w:val="21"/>
         </w:rPr>
         <w:t>：沿人工线每 1 m 等间隔采样，各采样点到算法折线的最短距离；报平均值与最大值，单位 cm。</w:t>
@@ -3330,6 +3697,7 @@
       <w:r>
         <w:rPr>
           <w:rFonts w:ascii="Times New Roman" w:hAnsi="Times New Roman" w:eastAsia="宋体"/>
+          <w:b w:val="0"/>
           <w:sz w:val="21"/>
         </w:rPr>
         <w:t>：算法线在人工线纵向范围内的覆盖比例，用来发现截断。</w:t>
@@ -3351,6 +3719,7 @@
       <w:r>
         <w:rPr>
           <w:rFonts w:ascii="Times New Roman" w:hAnsi="Times New Roman" w:eastAsia="宋体"/>
+          <w:b w:val="0"/>
           <w:sz w:val="21"/>
         </w:rPr>
         <w:t>：两遍人工线之间同口径的偏差，作为“人眼判读能做到多准”的参照。</w:t>
@@ -3387,7 +3756,6 @@
             <w:tcW w:type="dxa" w:w="2239"/>
           </w:tcPr>
           <w:p>
-            <w:r/>
             <w:r>
               <w:rPr>
                 <w:rFonts w:ascii="Times New Roman" w:hAnsi="Times New Roman" w:eastAsia="宋体"/>
@@ -3403,7 +3771,6 @@
             <w:tcW w:type="dxa" w:w="2239"/>
           </w:tcPr>
           <w:p>
-            <w:r/>
             <w:r>
               <w:rPr>
                 <w:rFonts w:ascii="Times New Roman" w:hAnsi="Times New Roman" w:eastAsia="宋体"/>
@@ -3419,7 +3786,6 @@
             <w:tcW w:type="dxa" w:w="2239"/>
           </w:tcPr>
           <w:p>
-            <w:r/>
             <w:r>
               <w:rPr>
                 <w:rFonts w:ascii="Times New Roman" w:hAnsi="Times New Roman" w:eastAsia="宋体"/>
@@ -3435,7 +3801,6 @@
             <w:tcW w:type="dxa" w:w="2239"/>
           </w:tcPr>
           <w:p>
-            <w:r/>
             <w:r>
               <w:rPr>
                 <w:rFonts w:ascii="Times New Roman" w:hAnsi="Times New Roman" w:eastAsia="宋体"/>
@@ -3453,10 +3818,10 @@
             <w:tcW w:type="dxa" w:w="2239"/>
           </w:tcPr>
           <w:p>
-            <w:r/>
             <w:r>
               <w:rPr>
                 <w:rFonts w:ascii="Times New Roman" w:hAnsi="Times New Roman" w:eastAsia="宋体"/>
+                <w:b w:val="0"/>
                 <w:sz w:val="19"/>
               </w:rPr>
               <w:t>重复性</w:t>
@@ -3468,10 +3833,10 @@
             <w:tcW w:type="dxa" w:w="2239"/>
           </w:tcPr>
           <w:p>
-            <w:r/>
             <w:r>
               <w:rPr>
                 <w:rFonts w:ascii="Times New Roman" w:hAnsi="Times New Roman" w:eastAsia="宋体"/>
+                <w:b w:val="0"/>
                 <w:sz w:val="19"/>
               </w:rPr>
               <w:t>人工第 1 遍 vs 第 2 遍</w:t>
@@ -3483,10 +3848,10 @@
             <w:tcW w:type="dxa" w:w="2239"/>
           </w:tcPr>
           <w:p>
-            <w:r/>
             <w:r>
               <w:rPr>
                 <w:rFonts w:ascii="Times New Roman" w:hAnsi="Times New Roman" w:eastAsia="宋体"/>
+                <w:b w:val="0"/>
                 <w:sz w:val="19"/>
               </w:rPr>
               <w:t>判读噪声底</w:t>
@@ -3498,10 +3863,10 @@
             <w:tcW w:type="dxa" w:w="2239"/>
           </w:tcPr>
           <w:p>
-            <w:r/>
             <w:r>
               <w:rPr>
                 <w:rFonts w:ascii="Times New Roman" w:hAnsi="Times New Roman" w:eastAsia="宋体"/>
+                <w:b w:val="0"/>
                 <w:sz w:val="19"/>
               </w:rPr>
               <w:t>Bland–Altman 或差值直方图</w:t>
@@ -3515,10 +3880,10 @@
             <w:tcW w:type="dxa" w:w="2239"/>
           </w:tcPr>
           <w:p>
-            <w:r/>
             <w:r>
               <w:rPr>
                 <w:rFonts w:ascii="Times New Roman" w:hAnsi="Times New Roman" w:eastAsia="宋体"/>
+                <w:b w:val="0"/>
                 <w:sz w:val="19"/>
               </w:rPr>
               <w:t>准确性</w:t>
@@ -3530,10 +3895,10 @@
             <w:tcW w:type="dxa" w:w="2239"/>
           </w:tcPr>
           <w:p>
-            <w:r/>
             <w:r>
               <w:rPr>
                 <w:rFonts w:ascii="Times New Roman" w:hAnsi="Times New Roman" w:eastAsia="宋体"/>
+                <w:b w:val="0"/>
                 <w:sz w:val="19"/>
               </w:rPr>
               <w:t>算法线 vs 人工两遍均值</w:t>
@@ -3545,10 +3910,10 @@
             <w:tcW w:type="dxa" w:w="2239"/>
           </w:tcPr>
           <w:p>
-            <w:r/>
             <w:r>
               <w:rPr>
                 <w:rFonts w:ascii="Times New Roman" w:hAnsi="Times New Roman" w:eastAsia="宋体"/>
+                <w:b w:val="0"/>
                 <w:sz w:val="19"/>
               </w:rPr>
               <w:t>算法误差绝对值</w:t>
@@ -3560,10 +3925,10 @@
             <w:tcW w:type="dxa" w:w="2239"/>
           </w:tcPr>
           <w:p>
-            <w:r/>
             <w:r>
               <w:rPr>
                 <w:rFonts w:ascii="Times New Roman" w:hAnsi="Times New Roman" w:eastAsia="宋体"/>
+                <w:b w:val="0"/>
                 <w:sz w:val="19"/>
               </w:rPr>
               <w:t>逐带 Elat 箱线图、条形图</w:t>
@@ -3577,10 +3942,10 @@
             <w:tcW w:type="dxa" w:w="2239"/>
           </w:tcPr>
           <w:p>
-            <w:r/>
             <w:r>
               <w:rPr>
                 <w:rFonts w:ascii="Times New Roman" w:hAnsi="Times New Roman" w:eastAsia="宋体"/>
+                <w:b w:val="0"/>
                 <w:sz w:val="19"/>
               </w:rPr>
               <w:t>一致性</w:t>
@@ -3592,10 +3957,10 @@
             <w:tcW w:type="dxa" w:w="2239"/>
           </w:tcPr>
           <w:p>
-            <w:r/>
             <w:r>
               <w:rPr>
                 <w:rFonts w:ascii="Times New Roman" w:hAnsi="Times New Roman" w:eastAsia="宋体"/>
+                <w:b w:val="0"/>
                 <w:sz w:val="19"/>
               </w:rPr>
               <w:t>算法误差 vs 噪声底</w:t>
@@ -3607,10 +3972,10 @@
             <w:tcW w:type="dxa" w:w="2239"/>
           </w:tcPr>
           <w:p>
-            <w:r/>
             <w:r>
               <w:rPr>
                 <w:rFonts w:ascii="Times New Roman" w:hAnsi="Times New Roman" w:eastAsia="宋体"/>
+                <w:b w:val="0"/>
                 <w:sz w:val="19"/>
               </w:rPr>
               <w:t>算法是否落在人工可分辨范围内</w:t>
@@ -3622,10 +3987,10 @@
             <w:tcW w:type="dxa" w:w="2239"/>
           </w:tcPr>
           <w:p>
-            <w:r/>
             <w:r>
               <w:rPr>
                 <w:rFonts w:ascii="Times New Roman" w:hAnsi="Times New Roman" w:eastAsia="宋体"/>
+                <w:b w:val="0"/>
                 <w:sz w:val="19"/>
               </w:rPr>
               <w:t>同一张箱线图并排，或差值分布</w:t>
@@ -3634,11 +3999,6 @@
         </w:tc>
       </w:tr>
     </w:tbl>
-    <w:p>
-      <w:pPr>
-        <w:spacing w:after="40"/>
-      </w:pPr>
-    </w:p>
     <w:p>
       <w:pPr>
         <w:pStyle w:val="Heading3"/>
@@ -3659,6 +4019,7 @@
       <w:r>
         <w:rPr>
           <w:rFonts w:ascii="Times New Roman" w:hAnsi="Times New Roman" w:eastAsia="宋体"/>
+          <w:b w:val="0"/>
           <w:sz w:val="21"/>
         </w:rPr>
         <w:t>在同一人工集上，把五种候选逐带配对比较：</w:t>
@@ -3672,6 +4033,7 @@
       <w:r>
         <w:rPr>
           <w:rFonts w:ascii="Times New Roman" w:hAnsi="Times New Roman" w:eastAsia="宋体"/>
+          <w:b w:val="0"/>
           <w:sz w:val="21"/>
         </w:rPr>
         <w:t>统计检验：配对 Wilcoxon 符号秩，报中位数与四分位距，不报“平均提升百分比”这种容易被极端带拉偏的数；</w:t>
@@ -3685,6 +4047,7 @@
       <w:r>
         <w:rPr>
           <w:rFonts w:ascii="Times New Roman" w:hAnsi="Times New Roman" w:eastAsia="宋体"/>
+          <w:b w:val="0"/>
           <w:sz w:val="21"/>
         </w:rPr>
         <w:t>报告每带最优次数与分桶结果；</w:t>
@@ -3698,6 +4061,7 @@
       <w:r>
         <w:rPr>
           <w:rFonts w:ascii="Times New Roman" w:hAnsi="Times New Roman" w:eastAsia="宋体"/>
+          <w:b w:val="0"/>
           <w:sz w:val="21"/>
         </w:rPr>
         <w:t>留一验证：用其余带选出的候选，在该带上的误差是否不超过该带最优值加 1 cm。</w:t>
@@ -3710,6 +4074,7 @@
       <w:r>
         <w:rPr>
           <w:rFonts w:ascii="Times New Roman" w:hAnsi="Times New Roman" w:eastAsia="宋体"/>
+          <w:b w:val="0"/>
           <w:sz w:val="21"/>
         </w:rPr>
         <w:t>这一节回答的正是“算法生成标记与人工标记差多少、哪种策略更接近人的判断”。</w:t>
@@ -3736,6 +4101,7 @@
       <w:r>
         <w:rPr>
           <w:rFonts w:ascii="Times New Roman" w:hAnsi="Times New Roman" w:eastAsia="宋体"/>
+          <w:b w:val="0"/>
           <w:sz w:val="21"/>
         </w:rPr>
         <w:t>“在 N 块田、M 条独立双遍人工基准上，算法作业线相对人工线的横向偏差中位数为 X cm、最大值为 Y cm，人工两遍判读噪声底为 Z cm。”</w:t>
@@ -3749,6 +4115,7 @@
       <w:r>
         <w:rPr>
           <w:rFonts w:ascii="Times New Roman" w:hAnsi="Times New Roman" w:eastAsia="宋体"/>
+          <w:b w:val="0"/>
           <w:sz w:val="21"/>
         </w:rPr>
         <w:t>“五种候选中，轮廓弦中点在正常宽行带上的中位偏差最低，但在宽度异常带上劣于当前算法；按带宽分桶选择可将中位偏差从 A cm 降到 B cm，留一验证命中率为 C%。”</w:t>
@@ -3762,6 +4129,7 @@
       <w:r>
         <w:rPr>
           <w:rFonts w:ascii="Times New Roman" w:hAnsi="Times New Roman" w:eastAsia="宋体"/>
+          <w:b w:val="0"/>
           <w:sz w:val="21"/>
         </w:rPr>
         <w:t>“N 条带中有 K 条需要人工纠偏（占 P%），纠偏以整体平移为主（Q%），其次为弯曲（R%），另有 S 条属于分割错误，未计入中心线精度。”</w:t>
@@ -3774,6 +4142,7 @@
       <w:r>
         <w:rPr>
           <w:rFonts w:ascii="Times New Roman" w:hAnsi="Times New Roman" w:eastAsia="宋体"/>
+          <w:b w:val="0"/>
           <w:sz w:val="21"/>
         </w:rPr>
         <w:t>避免写“算法精度达到 X cm”而不交代样本量、基准定义和噪声底。</w:t>
@@ -3800,6 +4169,7 @@
       <w:r>
         <w:rPr>
           <w:rFonts w:ascii="Times New Roman" w:hAnsi="Times New Roman" w:eastAsia="宋体"/>
+          <w:b w:val="0"/>
           <w:sz w:val="21"/>
         </w:rPr>
         <w:t>人工线不是绝对真值，存在判读噪声与锚定效应；</w:t>
@@ -3813,6 +4183,7 @@
       <w:r>
         <w:rPr>
           <w:rFonts w:ascii="Times New Roman" w:hAnsi="Times New Roman" w:eastAsia="宋体"/>
+          <w:b w:val="0"/>
           <w:sz w:val="21"/>
         </w:rPr>
         <w:t>单块田样本少，分桶规则可能不稳定；</w:t>
@@ -3826,6 +4197,7 @@
       <w:r>
         <w:rPr>
           <w:rFonts w:ascii="Times New Roman" w:hAnsi="Times New Roman" w:eastAsia="宋体"/>
+          <w:b w:val="0"/>
           <w:sz w:val="21"/>
         </w:rPr>
         <w:t>生育期、飞行高度、光照变化会改变掩膜质量，进而影响中心线；</w:t>
@@ -3839,6 +4211,7 @@
       <w:r>
         <w:rPr>
           <w:rFonts w:ascii="Times New Roman" w:hAnsi="Times New Roman" w:eastAsia="宋体"/>
+          <w:b w:val="0"/>
           <w:sz w:val="21"/>
         </w:rPr>
         <w:t>同一批数据既调参又验收会造成过拟合；</w:t>
@@ -3852,6 +4225,7 @@
       <w:r>
         <w:rPr>
           <w:rFonts w:ascii="Times New Roman" w:hAnsi="Times New Roman" w:eastAsia="宋体"/>
+          <w:b w:val="0"/>
           <w:sz w:val="21"/>
         </w:rPr>
         <w:t>分割错误与中心估计错误必须分开统计。</w:t>
@@ -3877,6 +4251,7 @@
       <w:r>
         <w:rPr>
           <w:rFonts w:ascii="Times New Roman" w:hAnsi="Times New Roman" w:eastAsia="宋体"/>
+          <w:b w:val="0"/>
           <w:sz w:val="21"/>
         </w:rPr>
         <w:t>相同点：都是用人的真实行为反推默认配置，把“手感”变成可统计的量；都分“个体即时适配”和“群体默认优化”两层。</w:t>
@@ -3889,6 +4264,7 @@
       <w:r>
         <w:rPr>
           <w:rFonts w:ascii="Times New Roman" w:hAnsi="Times New Roman" w:eastAsia="宋体"/>
+          <w:b w:val="0"/>
           <w:sz w:val="21"/>
         </w:rPr>
         <w:t>不同点：</w:t>
@@ -3911,7 +4287,6 @@
             <w:tcW w:type="dxa" w:w="2986"/>
           </w:tcPr>
           <w:p>
-            <w:r/>
             <w:r>
               <w:rPr>
                 <w:rFonts w:ascii="Times New Roman" w:hAnsi="Times New Roman" w:eastAsia="宋体"/>
@@ -3927,7 +4302,6 @@
             <w:tcW w:type="dxa" w:w="2986"/>
           </w:tcPr>
           <w:p>
-            <w:r/>
             <w:r>
               <w:rPr>
                 <w:rFonts w:ascii="Times New Roman" w:hAnsi="Times New Roman" w:eastAsia="宋体"/>
@@ -3943,7 +4317,6 @@
             <w:tcW w:type="dxa" w:w="2986"/>
           </w:tcPr>
           <w:p>
-            <w:r/>
             <w:r>
               <w:rPr>
                 <w:rFonts w:ascii="Times New Roman" w:hAnsi="Times New Roman" w:eastAsia="宋体"/>
@@ -3961,10 +4334,10 @@
             <w:tcW w:type="dxa" w:w="2986"/>
           </w:tcPr>
           <w:p>
-            <w:r/>
             <w:r>
               <w:rPr>
                 <w:rFonts w:ascii="Times New Roman" w:hAnsi="Times New Roman" w:eastAsia="宋体"/>
+                <w:b w:val="0"/>
                 <w:sz w:val="19"/>
               </w:rPr>
               <w:t>样本量</w:t>
@@ -3976,10 +4349,10 @@
             <w:tcW w:type="dxa" w:w="2986"/>
           </w:tcPr>
           <w:p>
-            <w:r/>
             <w:r>
               <w:rPr>
                 <w:rFonts w:ascii="Times New Roman" w:hAnsi="Times New Roman" w:eastAsia="宋体"/>
+                <w:b w:val="0"/>
                 <w:sz w:val="19"/>
               </w:rPr>
               <w:t>百万级玩家行为</w:t>
@@ -3991,10 +4364,10 @@
             <w:tcW w:type="dxa" w:w="2986"/>
           </w:tcPr>
           <w:p>
-            <w:r/>
             <w:r>
               <w:rPr>
                 <w:rFonts w:ascii="Times New Roman" w:hAnsi="Times New Roman" w:eastAsia="宋体"/>
+                <w:b w:val="0"/>
                 <w:sz w:val="19"/>
               </w:rPr>
               <w:t>单块田 10 到 15 条带</w:t>
@@ -4008,10 +4381,10 @@
             <w:tcW w:type="dxa" w:w="2986"/>
           </w:tcPr>
           <w:p>
-            <w:r/>
             <w:r>
               <w:rPr>
                 <w:rFonts w:ascii="Times New Roman" w:hAnsi="Times New Roman" w:eastAsia="宋体"/>
+                <w:b w:val="0"/>
                 <w:sz w:val="19"/>
               </w:rPr>
               <w:t>调整对象</w:t>
@@ -4023,10 +4396,10 @@
             <w:tcW w:type="dxa" w:w="2986"/>
           </w:tcPr>
           <w:p>
-            <w:r/>
             <w:r>
               <w:rPr>
                 <w:rFonts w:ascii="Times New Roman" w:hAnsi="Times New Roman" w:eastAsia="宋体"/>
+                <w:b w:val="0"/>
                 <w:sz w:val="19"/>
               </w:rPr>
               <w:t>固定 UI 布局</w:t>
@@ -4038,10 +4411,10 @@
             <w:tcW w:type="dxa" w:w="2986"/>
           </w:tcPr>
           <w:p>
-            <w:r/>
             <w:r>
               <w:rPr>
                 <w:rFonts w:ascii="Times New Roman" w:hAnsi="Times New Roman" w:eastAsia="宋体"/>
+                <w:b w:val="0"/>
                 <w:sz w:val="19"/>
               </w:rPr>
               <w:t>每条带的几何线，且受履带、田界、转弯半径约束</w:t>
@@ -4055,10 +4428,10 @@
             <w:tcW w:type="dxa" w:w="2986"/>
           </w:tcPr>
           <w:p>
-            <w:r/>
             <w:r>
               <w:rPr>
                 <w:rFonts w:ascii="Times New Roman" w:hAnsi="Times New Roman" w:eastAsia="宋体"/>
+                <w:b w:val="0"/>
                 <w:sz w:val="19"/>
               </w:rPr>
               <w:t>人的输入性质</w:t>
@@ -4070,10 +4443,10 @@
             <w:tcW w:type="dxa" w:w="2986"/>
           </w:tcPr>
           <w:p>
-            <w:r/>
             <w:r>
               <w:rPr>
                 <w:rFonts w:ascii="Times New Roman" w:hAnsi="Times New Roman" w:eastAsia="宋体"/>
+                <w:b w:val="0"/>
                 <w:sz w:val="19"/>
               </w:rPr>
               <w:t>偏好，没有唯一正确答案</w:t>
@@ -4085,10 +4458,10 @@
             <w:tcW w:type="dxa" w:w="2986"/>
           </w:tcPr>
           <w:p>
-            <w:r/>
             <w:r>
               <w:rPr>
                 <w:rFonts w:ascii="Times New Roman" w:hAnsi="Times New Roman" w:eastAsia="宋体"/>
+                <w:b w:val="0"/>
                 <w:sz w:val="19"/>
               </w:rPr>
               <w:t>意图，有可验证的几何对错</w:t>
@@ -4102,10 +4475,10 @@
             <w:tcW w:type="dxa" w:w="2986"/>
           </w:tcPr>
           <w:p>
-            <w:r/>
             <w:r>
               <w:rPr>
                 <w:rFonts w:ascii="Times New Roman" w:hAnsi="Times New Roman" w:eastAsia="宋体"/>
+                <w:b w:val="0"/>
                 <w:sz w:val="19"/>
               </w:rPr>
               <w:t>验证方式</w:t>
@@ -4117,10 +4490,10 @@
             <w:tcW w:type="dxa" w:w="2986"/>
           </w:tcPr>
           <w:p>
-            <w:r/>
             <w:r>
               <w:rPr>
                 <w:rFonts w:ascii="Times New Roman" w:hAnsi="Times New Roman" w:eastAsia="宋体"/>
+                <w:b w:val="0"/>
                 <w:sz w:val="19"/>
               </w:rPr>
               <w:t>在线 A/B、留存率</w:t>
@@ -4132,10 +4505,10 @@
             <w:tcW w:type="dxa" w:w="2986"/>
           </w:tcPr>
           <w:p>
-            <w:r/>
             <w:r>
               <w:rPr>
                 <w:rFonts w:ascii="Times New Roman" w:hAnsi="Times New Roman" w:eastAsia="宋体"/>
+                <w:b w:val="0"/>
                 <w:sz w:val="19"/>
               </w:rPr>
               <w:t>离线留出田块、双遍标注噪声底</w:t>
@@ -4149,10 +4522,10 @@
             <w:tcW w:type="dxa" w:w="2986"/>
           </w:tcPr>
           <w:p>
-            <w:r/>
             <w:r>
               <w:rPr>
                 <w:rFonts w:ascii="Times New Roman" w:hAnsi="Times New Roman" w:eastAsia="宋体"/>
+                <w:b w:val="0"/>
                 <w:sz w:val="19"/>
               </w:rPr>
               <w:t>失败代价</w:t>
@@ -4164,10 +4537,10 @@
             <w:tcW w:type="dxa" w:w="2986"/>
           </w:tcPr>
           <w:p>
-            <w:r/>
             <w:r>
               <w:rPr>
                 <w:rFonts w:ascii="Times New Roman" w:hAnsi="Times New Roman" w:eastAsia="宋体"/>
+                <w:b w:val="0"/>
                 <w:sz w:val="19"/>
               </w:rPr>
               <w:t>手感差</w:t>
@@ -4179,10 +4552,10 @@
             <w:tcW w:type="dxa" w:w="2986"/>
           </w:tcPr>
           <w:p>
-            <w:r/>
             <w:r>
               <w:rPr>
                 <w:rFonts w:ascii="Times New Roman" w:hAnsi="Times New Roman" w:eastAsia="宋体"/>
+                <w:b w:val="0"/>
                 <w:sz w:val="19"/>
               </w:rPr>
               <w:t>压苗、漏割、无法执行</w:t>
@@ -4193,16 +4566,12 @@
     </w:tbl>
     <w:p>
       <w:pPr>
-        <w:spacing w:after="40"/>
-      </w:pPr>
-    </w:p>
-    <w:p>
-      <w:pPr>
         <w:spacing w:after="120" w:line="300" w:lineRule="auto"/>
       </w:pPr>
       <w:r>
         <w:rPr>
           <w:rFonts w:ascii="Times New Roman" w:hAnsi="Times New Roman" w:eastAsia="宋体"/>
+          <w:b w:val="0"/>
           <w:sz w:val="21"/>
         </w:rPr>
         <w:t>所以这里借鉴的是“闭环思想”，不能照搬“用海量行为数据自动调参”。本项目的正确做法是：少量高质量标注、可解释的分桶规则、先过安全门禁，再谈默认算法是否调整。</w:t>
@@ -4236,6 +4605,7 @@
       <w:r>
         <w:rPr>
           <w:rFonts w:ascii="Times New Roman" w:hAnsi="Times New Roman" w:eastAsia="宋体"/>
+          <w:b w:val="0"/>
           <w:sz w:val="21"/>
         </w:rPr>
         <w:t xml:space="preserve"> 点选容差约 1 m，且只对已勾选的线生效；先退出路线编辑或测量模式。</w:t>
@@ -4256,9 +4626,31 @@
       <w:r>
         <w:rPr>
           <w:rFonts w:ascii="Times New Roman" w:hAnsi="Times New Roman" w:eastAsia="宋体"/>
+          <w:b w:val="0"/>
           <w:sz w:val="21"/>
         </w:rPr>
         <w:t xml:space="preserve"> 标定只影响下一次规划，旧路径会立即失效，需要重新点“路径规划”。</w:t>
+      </w:r>
+    </w:p>
+    <w:p>
+      <w:pPr>
+        <w:spacing w:after="120" w:line="300" w:lineRule="auto"/>
+      </w:pPr>
+      <w:r>
+        <w:rPr>
+          <w:rFonts w:ascii="Times New Roman" w:hAnsi="Times New Roman" w:eastAsia="宋体"/>
+          <w:b/>
+          <w:sz w:val="21"/>
+        </w:rPr>
+        <w:t>画到一半点菜单退出，线会丢吗。</w:t>
+      </w:r>
+      <w:r>
+        <w:rPr>
+          <w:rFonts w:ascii="Times New Roman" w:hAnsi="Times New Roman" w:eastAsia="宋体"/>
+          <w:b w:val="0"/>
+          <w:sz w:val="21"/>
+        </w:rPr>
+        <w:t xml:space="preserve"> 不会（0.4.1 起）。每加一个桩点就写草稿，退出、切遍数、进标定都会自动保存 2 点以上的线；重开软件再进同一遍会恢复。只有右键“取消当前线”才会主动丢弃。</w:t>
       </w:r>
     </w:p>
     <w:p>
@@ -4276,6 +4668,7 @@
       <w:r>
         <w:rPr>
           <w:rFonts w:ascii="Times New Roman" w:hAnsi="Times New Roman" w:eastAsia="宋体"/>
+          <w:b w:val="0"/>
           <w:sz w:val="21"/>
         </w:rPr>
         <w:t xml:space="preserve"> 在。画布从 </w:t>
@@ -4283,6 +4676,7 @@
       <w:r>
         <w:rPr>
           <w:rFonts w:ascii="Times New Roman" w:hAnsi="Times New Roman" w:eastAsia="宋体"/>
+          <w:b w:val="0"/>
           <w:sz w:val="21"/>
         </w:rPr>
         <w:t>operator_paths.json</w:t>
@@ -4290,6 +4684,7 @@
       <w:r>
         <w:rPr>
           <w:rFonts w:ascii="Times New Roman" w:hAnsi="Times New Roman" w:eastAsia="宋体"/>
+          <w:b w:val="0"/>
           <w:sz w:val="21"/>
         </w:rPr>
         <w:t xml:space="preserve"> 读取人线，青色；规划也用它。</w:t>
@@ -4310,6 +4705,7 @@
       <w:r>
         <w:rPr>
           <w:rFonts w:ascii="Times New Roman" w:hAnsi="Times New Roman" w:eastAsia="宋体"/>
+          <w:b w:val="0"/>
           <w:sz w:val="21"/>
         </w:rPr>
         <w:t xml:space="preserve"> 重新跑了作物识别或掩膜优化，掩膜算法版本变了；需要重新标定。</w:t>
@@ -4330,6 +4726,7 @@
       <w:r>
         <w:rPr>
           <w:rFonts w:ascii="Times New Roman" w:hAnsi="Times New Roman" w:eastAsia="宋体"/>
+          <w:b w:val="0"/>
           <w:sz w:val="21"/>
         </w:rPr>
         <w:t xml:space="preserve"> 案例包里的 </w:t>
@@ -4337,6 +4734,7 @@
       <w:r>
         <w:rPr>
           <w:rFonts w:ascii="Times New Roman" w:hAnsi="Times New Roman" w:eastAsia="宋体"/>
+          <w:b w:val="0"/>
           <w:sz w:val="21"/>
         </w:rPr>
         <w:t>operator_lines</w:t>
@@ -4344,6 +4742,7 @@
       <w:r>
         <w:rPr>
           <w:rFonts w:ascii="Times New Roman" w:hAnsi="Times New Roman" w:eastAsia="宋体"/>
+          <w:b w:val="0"/>
           <w:sz w:val="21"/>
         </w:rPr>
         <w:t xml:space="preserve"> 没匹配到 </w:t>
@@ -4351,6 +4750,7 @@
       <w:r>
         <w:rPr>
           <w:rFonts w:ascii="Times New Roman" w:hAnsi="Times New Roman" w:eastAsia="宋体"/>
+          <w:b w:val="0"/>
           <w:sz w:val="21"/>
         </w:rPr>
         <w:t>band_id</w:t>
@@ -4358,6 +4758,7 @@
       <w:r>
         <w:rPr>
           <w:rFonts w:ascii="Times New Roman" w:hAnsi="Times New Roman" w:eastAsia="宋体"/>
+          <w:b w:val="0"/>
           <w:sz w:val="21"/>
         </w:rPr>
         <w:t>，通常是标定后重新生成过作业线。重新标定再导出。</w:t>
@@ -4378,6 +4779,7 @@
       <w:r>
         <w:rPr>
           <w:rFonts w:ascii="Times New Roman" w:hAnsi="Times New Roman" w:eastAsia="宋体"/>
+          <w:b w:val="0"/>
           <w:sz w:val="21"/>
         </w:rPr>
         <w:t xml:space="preserve"> 当前记录里有 operator 字段，界面默认留空；论文建议同一人两遍，跨人一致性另做实验。</w:t>
@@ -4398,6 +4800,7 @@
       <w:r>
         <w:rPr>
           <w:rFonts w:ascii="Times New Roman" w:hAnsi="Times New Roman" w:eastAsia="宋体"/>
+          <w:b w:val="0"/>
           <w:sz w:val="21"/>
         </w:rPr>
         <w:t xml:space="preserve"> 不会。评价用 </w:t>
@@ -4405,6 +4808,7 @@
       <w:r>
         <w:rPr>
           <w:rFonts w:ascii="Times New Roman" w:hAnsi="Times New Roman" w:eastAsia="宋体"/>
+          <w:b w:val="0"/>
           <w:sz w:val="21"/>
         </w:rPr>
         <w:t>reference_lines.json</w:t>
@@ -4412,6 +4816,7 @@
       <w:r>
         <w:rPr>
           <w:rFonts w:ascii="Times New Roman" w:hAnsi="Times New Roman" w:eastAsia="宋体"/>
+          <w:b w:val="0"/>
           <w:sz w:val="21"/>
         </w:rPr>
         <w:t xml:space="preserve"> 的双遍桩点，标定线只影响本次规划。</w:t>
